--- a/docs/content/nested_anova/nested_anova_activity.docx
+++ b/docs/content/nested_anova/nested_anova_activity.docx
@@ -3465,6 +3465,9 @@
           </m:sub>
         </m:sSub>
       </m:oMath>
+      <w:r>
+        <w:t xml:space="preserve">​</w:t>
+      </w:r>
     </w:p>
     <w:p>
       <w:pPr>

--- a/docs/content/nested_anova/nested_anova_activity.docx
+++ b/docs/content/nested_anova/nested_anova_activity.docx
@@ -6152,7 +6152,7 @@
               <w:t xml:space="preserve"> </w:t>
             </w:r>
             <w:r>
-              <w:t xml:space="preserve">is sensitive to analytical choices in nested designs. The substantial variance component associated with patches nested within treatments underscores the importance of accounting for spatial heterogeneity when designing and analyzing ecological field experiments.</w:t>
+              <w:t xml:space="preserve">is sensitive to analytical choices in nested designs. The substantial variance component associated with patches nested within treatments shows why spatial heterogeneity needs to be accounted for when designing and analyzing ecological field experiments.</w:t>
             </w:r>
           </w:p>
           <w:p/>

--- a/docs/content/nested_anova/nested_anova_activity.docx
+++ b/docs/content/nested_anova/nested_anova_activity.docx
@@ -6704,7 +6704,835 @@
       </w:r>
     </w:p>
     <w:bookmarkEnd w:id="28"/>
-    <w:bookmarkStart w:id="29" w:name="getting-unstuck"/>
+    <w:bookmarkStart w:id="38" w:name="X2646802b9c48b62765c864bc6fe2ebc7871bb64"/>
+    <w:p>
+      <w:pPr>
+        <w:pStyle w:val="Heading1"/>
+      </w:pPr>
+      <w:r>
+        <w:t xml:space="preserve">Part 8 · Take-Home Extension — A Linear Mixed Model for Crayfish Growth</w:t>
+      </w:r>
+    </w:p>
+    <w:p>
+      <w:pPr>
+        <w:pStyle w:val="FirstParagraph"/>
+      </w:pPr>
+      <w:r>
+        <w:rPr>
+          <w:i/>
+          <w:iCs/>
+        </w:rPr>
+        <w:t xml:space="preserve">Due Wednesday, November 4 — before the next class.</w:t>
+      </w:r>
+    </w:p>
+    <w:tbl>
+      <w:tblPr>
+        <w:tblStyle w:val="Table"/>
+        <w:tblLook w:firstRow="0" w:lastRow="0" w:firstColumn="0" w:lastColumn="0" w:noHBand="0" w:noVBand="0" w:val="0000"/>
+        <w:tblBorders>
+          <w:top w:val="single" w:sz="4" w:space="0" w:color="0758E5"/>
+          <w:left w:val="single" w:sz="24" w:space="0" w:color="0758E5"/>
+          <w:bottom w:val="single" w:sz="4" w:space="0" w:color="0758E5"/>
+          <w:right w:val="single" w:sz="4" w:space="0" w:color="0758E5"/>
+        </w:tblBorders>
+        <w:tblCellMar>
+          <w:left w:w="144" w:type="dxa"/>
+          <w:right w:w="144" w:type="dxa"/>
+        </w:tblCellMar>
+        <w:tblLook w:firstRow="0" w:lastRow="0" w:firstColumn="0" w:lastColumn="0" w:noHBand="0" w:noVBand="0" w:val="0000"/>
+      </w:tblPr>
+      <w:tr>
+        <w:trPr>
+          <w:cantSplit/>
+        </w:trPr>
+        <w:tc>
+          <w:tcPr>
+            <w:shd w:color="auto" w:fill="dae6fb" w:val="clear"/>
+            <w:tcMar>
+              <w:top w:w="92" w:type="dxa"/>
+              <w:bottom w:w="92" w:type="dxa"/>
+            </w:tcMar>
+          </w:tcPr>
+          <w:p>
+            <w:pPr>
+              <w:pStyle w:val="BodyText"/>
+            </w:pPr>
+            <w:pPr>
+              <w:spacing w:before="0" w:after="0"/>
+              <w:textAlignment w:val="center"/>
+            </w:pPr>
+            <w:r>
+              <w:drawing>
+                <wp:inline>
+                  <wp:extent cx="152400" cy="152400"/>
+                  <wp:effectExtent b="0" l="0" r="0" t="0"/>
+                  <wp:docPr descr="" title="" id="29" name="Picture"/>
+                  <a:graphic>
+                    <a:graphicData uri="http://schemas.openxmlformats.org/drawingml/2006/picture">
+                      <pic:pic>
+                        <pic:nvPicPr>
+                          <pic:cNvPr descr="/Applications/Positron.app/Contents/Resources/app/quarto/share/formats/docx/note.png" id="30" name="Picture"/>
+                          <pic:cNvPicPr>
+                            <a:picLocks noChangeArrowheads="1" noChangeAspect="1"/>
+                          </pic:cNvPicPr>
+                        </pic:nvPicPr>
+                        <pic:blipFill>
+                          <a:blip r:embed="rId21"/>
+                          <a:stretch>
+                            <a:fillRect/>
+                          </a:stretch>
+                        </pic:blipFill>
+                        <pic:spPr bwMode="auto">
+                          <a:xfrm>
+                            <a:off x="0" y="0"/>
+                            <a:ext cx="152400" cy="152400"/>
+                          </a:xfrm>
+                          <a:prstGeom prst="rect">
+                            <a:avLst/>
+                          </a:prstGeom>
+                          <a:noFill/>
+                          <a:ln w="9525">
+                            <a:noFill/>
+                            <a:headEnd/>
+                            <a:tailEnd/>
+                          </a:ln>
+                        </pic:spPr>
+                      </pic:pic>
+                    </a:graphicData>
+                  </a:graphic>
+                </wp:inline>
+              </w:drawing>
+            </w:r>
+            <w:r>
+              <w:t xml:space="preserve"> </w:t>
+            </w:r>
+            <w:r>
+              <w:t xml:space="preserve"> </w:t>
+            </w:r>
+            <w:r>
+              <w:t xml:space="preserve">Note</w:t>
+            </w:r>
+          </w:p>
+        </w:tc>
+      </w:tr>
+      <w:tr>
+        <w:trPr>
+          <w:cantSplit/>
+        </w:trPr>
+        <w:tc>
+          <w:tcPr>
+            <w:tcMar>
+              <w:top w:w="108" w:type="dxa"/>
+              <w:bottom w:w="108" w:type="dxa"/>
+            </w:tcMar>
+          </w:tcPr>
+          <w:p>
+            <w:pPr>
+              <w:pStyle w:val="BodyText"/>
+            </w:pPr>
+            <w:pPr>
+              <w:spacing w:before="16" w:after="16"/>
+            </w:pPr>
+            <w:r>
+              <w:t xml:space="preserve">This is your first time building a mixed model from scratch, using the same</w:t>
+            </w:r>
+            <w:r>
+              <w:t xml:space="preserve"> </w:t>
+            </w:r>
+            <w:r>
+              <w:rPr>
+                <w:rStyle w:val="VerbatimChar"/>
+              </w:rPr>
+              <w:t xml:space="preserve">lmer()</w:t>
+            </w:r>
+            <w:r>
+              <w:t xml:space="preserve"> </w:t>
+            </w:r>
+            <w:r>
+              <w:t xml:space="preserve">syntax from Part 3, on a new dataset with a different kind of random effect (lake, rather than nested patches).</w:t>
+            </w:r>
+          </w:p>
+          <w:p/>
+        </w:tc>
+      </w:tr>
+    </w:tbl>
+    <w:bookmarkStart w:id="31" w:name="background"/>
+    <w:p>
+      <w:pPr>
+        <w:pStyle w:val="Heading2"/>
+      </w:pPr>
+      <w:r>
+        <w:t xml:space="preserve">Background</w:t>
+      </w:r>
+    </w:p>
+    <w:p>
+      <w:pPr>
+        <w:pStyle w:val="FirstParagraph"/>
+      </w:pPr>
+      <w:r>
+        <w:t xml:space="preserve">Sargent &amp; Lodge (2014) reared young-of-year rusty crayfish (</w:t>
+      </w:r>
+      <w:r>
+        <w:rPr>
+          <w:i/>
+          <w:iCs/>
+        </w:rPr>
+        <w:t xml:space="preserve">Orconectes rusticus</w:t>
+      </w:r>
+      <w:r>
+        <w:t xml:space="preserve">) from native (Ohio) and invasive (Wisconsin) populations in enclosures across three northern Wisconsin lakes. Individual crayfish within the same lake share that lake’s conditions, so they’re not independent of each other — lake should be treated as a random effect.</w:t>
+      </w:r>
+    </w:p>
+    <w:p>
+      <w:pPr>
+        <w:pStyle w:val="BodyText"/>
+      </w:pPr>
+      <w:r>
+        <w:rPr>
+          <w:b/>
+          <w:bCs/>
+        </w:rPr>
+        <w:t xml:space="preserve">▶ Run this:</w:t>
+      </w:r>
+    </w:p>
+    <w:p>
+      <w:pPr>
+        <w:pStyle w:val="SourceCode"/>
+      </w:pPr>
+      <w:r>
+        <w:rPr>
+          <w:rStyle w:val="NormalTok"/>
+        </w:rPr>
+        <w:t xml:space="preserve">cray_df </w:t>
+      </w:r>
+      <w:r>
+        <w:rPr>
+          <w:rStyle w:val="OtherTok"/>
+        </w:rPr>
+        <w:t xml:space="preserve">&lt;-</w:t>
+      </w:r>
+      <w:r>
+        <w:rPr>
+          <w:rStyle w:val="NormalTok"/>
+        </w:rPr>
+        <w:t xml:space="preserve"> </w:t>
+      </w:r>
+      <w:r>
+        <w:rPr>
+          <w:rStyle w:val="FunctionTok"/>
+        </w:rPr>
+        <w:t xml:space="preserve">read_csv</w:t>
+      </w:r>
+      <w:r>
+        <w:rPr>
+          <w:rStyle w:val="NormalTok"/>
+        </w:rPr>
+        <w:t xml:space="preserve">(</w:t>
+      </w:r>
+      <w:r>
+        <w:rPr>
+          <w:rStyle w:val="StringTok"/>
+        </w:rPr>
+        <w:t xml:space="preserve">"data/sargent_lodge_crayfish.csv"</w:t>
+      </w:r>
+      <w:r>
+        <w:rPr>
+          <w:rStyle w:val="NormalTok"/>
+        </w:rPr>
+        <w:t xml:space="preserve">)</w:t>
+      </w:r>
+      <w:r>
+        <w:br/>
+      </w:r>
+      <w:r>
+        <w:rPr>
+          <w:rStyle w:val="FunctionTok"/>
+        </w:rPr>
+        <w:t xml:space="preserve">head</w:t>
+      </w:r>
+      <w:r>
+        <w:rPr>
+          <w:rStyle w:val="NormalTok"/>
+        </w:rPr>
+        <w:t xml:space="preserve">(cray_df)</w:t>
+      </w:r>
+    </w:p>
+    <w:bookmarkEnd w:id="31"/>
+    <w:bookmarkStart w:id="32" w:name="your-task"/>
+    <w:p>
+      <w:pPr>
+        <w:pStyle w:val="Heading2"/>
+      </w:pPr>
+      <w:r>
+        <w:t xml:space="preserve">Your Task</w:t>
+      </w:r>
+    </w:p>
+    <w:p>
+      <w:pPr>
+        <w:pStyle w:val="FirstParagraph"/>
+      </w:pPr>
+      <w:r>
+        <w:rPr>
+          <w:b/>
+          <w:bCs/>
+        </w:rPr>
+        <w:t xml:space="preserve">Question:</w:t>
+      </w:r>
+      <w:r>
+        <w:t xml:space="preserve"> </w:t>
+      </w:r>
+      <w:r>
+        <w:t xml:space="preserve">Does crayfish growth rate differ between native and invasive populations, once you account for the fact that crayfish were grown in different lakes?</w:t>
+      </w:r>
+    </w:p>
+    <w:p>
+      <w:pPr>
+        <w:pStyle w:val="BodyText"/>
+      </w:pPr>
+      <w:r>
+        <w:t xml:space="preserve">✏️</w:t>
+      </w:r>
+      <w:r>
+        <w:t xml:space="preserve"> </w:t>
+      </w:r>
+      <w:r>
+        <w:rPr>
+          <w:b/>
+          <w:bCs/>
+        </w:rPr>
+        <w:t xml:space="preserve">Your turn:</w:t>
+      </w:r>
+      <w:r>
+        <w:t xml:space="preserve"> </w:t>
+      </w:r>
+      <w:r>
+        <w:t xml:space="preserve">State your hypotheses for the fixed effect of range. Decide how you want to specify the random effect of lake (a random intercept is enough here — this is not a nested design like Part 3’s patches-within-treatments). Justify your model, fit it, run diagnostics, interpret the fixed effect and the variance components, and report the result properly.</w:t>
+      </w:r>
+    </w:p>
+    <w:p>
+      <w:pPr>
+        <w:pStyle w:val="SourceCode"/>
+      </w:pPr>
+      <w:r>
+        <w:rPr>
+          <w:rStyle w:val="VerbatimChar"/>
+        </w:rPr>
+        <w:t xml:space="preserve">H0 =</w:t>
+      </w:r>
+      <w:r>
+        <w:br/>
+      </w:r>
+      <w:r>
+        <w:rPr>
+          <w:rStyle w:val="VerbatimChar"/>
+        </w:rPr>
+        <w:t xml:space="preserve">________________________________________________________</w:t>
+      </w:r>
+      <w:r>
+        <w:br/>
+      </w:r>
+      <w:r>
+        <w:rPr>
+          <w:rStyle w:val="VerbatimChar"/>
+        </w:rPr>
+        <w:t xml:space="preserve">Ha =</w:t>
+      </w:r>
+      <w:r>
+        <w:br/>
+      </w:r>
+      <w:r>
+        <w:rPr>
+          <w:rStyle w:val="VerbatimChar"/>
+        </w:rPr>
+        <w:t xml:space="preserve">________________________________________________________</w:t>
+      </w:r>
+      <w:r>
+        <w:br/>
+      </w:r>
+      <w:r>
+        <w:rPr>
+          <w:rStyle w:val="VerbatimChar"/>
+        </w:rPr>
+        <w:t xml:space="preserve">Model I will use and why:</w:t>
+      </w:r>
+      <w:r>
+        <w:br/>
+      </w:r>
+      <w:r>
+        <w:rPr>
+          <w:rStyle w:val="VerbatimChar"/>
+        </w:rPr>
+        <w:t xml:space="preserve">________________________________________________________</w:t>
+      </w:r>
+    </w:p>
+    <w:p>
+      <w:pPr>
+        <w:pStyle w:val="SourceCode"/>
+      </w:pPr>
+      <w:r>
+        <w:rPr>
+          <w:rStyle w:val="CommentTok"/>
+        </w:rPr>
+        <w:t xml:space="preserve"># Write your code here:</w:t>
+      </w:r>
+    </w:p>
+    <w:p>
+      <w:pPr>
+        <w:pStyle w:val="SourceCode"/>
+      </w:pPr>
+      <w:r>
+        <w:rPr>
+          <w:rStyle w:val="VerbatimChar"/>
+        </w:rPr>
+        <w:t xml:space="preserve">Interpretation:</w:t>
+      </w:r>
+      <w:r>
+        <w:br/>
+      </w:r>
+      <w:r>
+        <w:rPr>
+          <w:rStyle w:val="VerbatimChar"/>
+        </w:rPr>
+        <w:t xml:space="preserve">________________________________________________________</w:t>
+      </w:r>
+      <w:r>
+        <w:br/>
+      </w:r>
+      <w:r>
+        <w:rPr>
+          <w:rStyle w:val="VerbatimChar"/>
+        </w:rPr>
+        <w:t xml:space="preserve">________________________________________________________</w:t>
+      </w:r>
+    </w:p>
+    <w:bookmarkEnd w:id="32"/>
+    <w:bookmarkStart w:id="37" w:name="final-figure"/>
+    <w:p>
+      <w:pPr>
+        <w:pStyle w:val="Heading2"/>
+      </w:pPr>
+      <w:r>
+        <w:t xml:space="preserve">Final Figure</w:t>
+      </w:r>
+    </w:p>
+    <w:p>
+      <w:pPr>
+        <w:pStyle w:val="FirstParagraph"/>
+      </w:pPr>
+      <w:r>
+        <w:t xml:space="preserve">Produce one publication-quality figure comparing growth rate between ranges — proper axis labels, no default</w:t>
+      </w:r>
+      <w:r>
+        <w:t xml:space="preserve"> </w:t>
+      </w:r>
+      <w:r>
+        <w:rPr>
+          <w:rStyle w:val="VerbatimChar"/>
+        </w:rPr>
+        <w:t xml:space="preserve">ggplot</w:t>
+      </w:r>
+      <w:r>
+        <w:t xml:space="preserve"> </w:t>
+      </w:r>
+      <w:r>
+        <w:t xml:space="preserve">grey background — and export it with</w:t>
+      </w:r>
+      <w:r>
+        <w:t xml:space="preserve"> </w:t>
+      </w:r>
+      <w:r>
+        <w:rPr>
+          <w:rStyle w:val="VerbatimChar"/>
+        </w:rPr>
+        <w:t xml:space="preserve">ggsave()</w:t>
+      </w:r>
+      <w:r>
+        <w:t xml:space="preserve">.</w:t>
+      </w:r>
+    </w:p>
+    <w:p>
+      <w:pPr>
+        <w:pStyle w:val="SourceCode"/>
+      </w:pPr>
+      <w:r>
+        <w:rPr>
+          <w:rStyle w:val="CommentTok"/>
+        </w:rPr>
+        <w:t xml:space="preserve"># Write your code here:</w:t>
+      </w:r>
+    </w:p>
+    <w:tbl>
+      <w:tblPr>
+        <w:tblStyle w:val="Table"/>
+        <w:tblLook w:firstRow="0" w:lastRow="0" w:firstColumn="0" w:lastColumn="0" w:noHBand="0" w:noVBand="0" w:val="0000"/>
+        <w:tblBorders>
+          <w:top w:val="single" w:sz="4" w:space="0" w:color="0758E5"/>
+          <w:left w:val="single" w:sz="24" w:space="0" w:color="0758E5"/>
+          <w:bottom w:val="single" w:sz="4" w:space="0" w:color="0758E5"/>
+          <w:right w:val="single" w:sz="4" w:space="0" w:color="0758E5"/>
+        </w:tblBorders>
+        <w:tblCellMar>
+          <w:left w:w="144" w:type="dxa"/>
+          <w:right w:w="144" w:type="dxa"/>
+        </w:tblCellMar>
+        <w:tblLook w:firstRow="0" w:lastRow="0" w:firstColumn="0" w:lastColumn="0" w:noHBand="0" w:noVBand="0" w:val="0000"/>
+      </w:tblPr>
+      <w:tr>
+        <w:trPr>
+          <w:cantSplit/>
+        </w:trPr>
+        <w:tc>
+          <w:tcPr>
+            <w:shd w:color="auto" w:fill="dae6fb" w:val="clear"/>
+            <w:tcMar>
+              <w:top w:w="92" w:type="dxa"/>
+              <w:bottom w:w="92" w:type="dxa"/>
+            </w:tcMar>
+          </w:tcPr>
+          <w:p>
+            <w:pPr>
+              <w:pStyle w:val="FirstParagraph"/>
+            </w:pPr>
+            <w:pPr>
+              <w:spacing w:before="0" w:after="0"/>
+              <w:textAlignment w:val="center"/>
+            </w:pPr>
+            <w:r>
+              <w:drawing>
+                <wp:inline>
+                  <wp:extent cx="152400" cy="152400"/>
+                  <wp:effectExtent b="0" l="0" r="0" t="0"/>
+                  <wp:docPr descr="" title="" id="33" name="Picture"/>
+                  <a:graphic>
+                    <a:graphicData uri="http://schemas.openxmlformats.org/drawingml/2006/picture">
+                      <pic:pic>
+                        <pic:nvPicPr>
+                          <pic:cNvPr descr="/Applications/Positron.app/Contents/Resources/app/quarto/share/formats/docx/note.png" id="34" name="Picture"/>
+                          <pic:cNvPicPr>
+                            <a:picLocks noChangeArrowheads="1" noChangeAspect="1"/>
+                          </pic:cNvPicPr>
+                        </pic:nvPicPr>
+                        <pic:blipFill>
+                          <a:blip r:embed="rId21"/>
+                          <a:stretch>
+                            <a:fillRect/>
+                          </a:stretch>
+                        </pic:blipFill>
+                        <pic:spPr bwMode="auto">
+                          <a:xfrm>
+                            <a:off x="0" y="0"/>
+                            <a:ext cx="152400" cy="152400"/>
+                          </a:xfrm>
+                          <a:prstGeom prst="rect">
+                            <a:avLst/>
+                          </a:prstGeom>
+                          <a:noFill/>
+                          <a:ln w="9525">
+                            <a:noFill/>
+                            <a:headEnd/>
+                            <a:tailEnd/>
+                          </a:ln>
+                        </pic:spPr>
+                      </pic:pic>
+                    </a:graphicData>
+                  </a:graphic>
+                </wp:inline>
+              </w:drawing>
+            </w:r>
+            <w:r>
+              <w:t xml:space="preserve"> </w:t>
+            </w:r>
+            <w:r>
+              <w:t xml:space="preserve"> </w:t>
+            </w:r>
+            <w:r>
+              <w:t xml:space="preserve">Note</w:t>
+            </w:r>
+          </w:p>
+        </w:tc>
+      </w:tr>
+      <w:tr>
+        <w:trPr>
+          <w:cantSplit/>
+        </w:trPr>
+        <w:tc>
+          <w:tcPr>
+            <w:tcMar>
+              <w:top w:w="108" w:type="dxa"/>
+              <w:bottom w:w="108" w:type="dxa"/>
+            </w:tcMar>
+          </w:tcPr>
+          <w:p>
+            <w:pPr>
+              <w:pStyle w:val="BodyText"/>
+            </w:pPr>
+            <w:pPr>
+              <w:spacing w:before="16"/>
+            </w:pPr>
+            <w:r>
+              <w:rPr>
+                <w:b/>
+                <w:bCs/>
+              </w:rPr>
+              <w:t xml:space="preserve">📤 What to turn in — due Nov 4</w:t>
+            </w:r>
+          </w:p>
+          <w:p>
+            <w:pPr>
+              <w:pStyle w:val="BodyText"/>
+            </w:pPr>
+            <w:r>
+              <w:t xml:space="preserve">Your write-up should include:</w:t>
+            </w:r>
+          </w:p>
+          <w:p>
+            <w:pPr>
+              <w:pStyle w:val="Compact"/>
+              <w:numPr>
+                <w:ilvl w:val="0"/>
+                <w:numId w:val="1009"/>
+              </w:numPr>
+            </w:pPr>
+            <w:r>
+              <w:t xml:space="preserve">The question</w:t>
+            </w:r>
+          </w:p>
+          <w:p>
+            <w:pPr>
+              <w:pStyle w:val="Compact"/>
+              <w:numPr>
+                <w:ilvl w:val="0"/>
+                <w:numId w:val="1010"/>
+              </w:numPr>
+            </w:pPr>
+            <w:r>
+              <w:t xml:space="preserve">Your hypotheses</w:t>
+            </w:r>
+          </w:p>
+          <w:p>
+            <w:pPr>
+              <w:pStyle w:val="Compact"/>
+              <w:numPr>
+                <w:ilvl w:val="0"/>
+                <w:numId w:val="1011"/>
+              </w:numPr>
+            </w:pPr>
+            <w:r>
+              <w:t xml:space="preserve">Which model you used, and your justification for it</w:t>
+            </w:r>
+          </w:p>
+          <w:p>
+            <w:pPr>
+              <w:pStyle w:val="Compact"/>
+              <w:numPr>
+                <w:ilvl w:val="0"/>
+                <w:numId w:val="1012"/>
+              </w:numPr>
+            </w:pPr>
+            <w:r>
+              <w:t xml:space="preserve">The code and its output</w:t>
+            </w:r>
+          </w:p>
+          <w:p>
+            <w:pPr>
+              <w:pStyle w:val="Compact"/>
+              <w:numPr>
+                <w:ilvl w:val="0"/>
+                <w:numId w:val="1013"/>
+              </w:numPr>
+            </w:pPr>
+            <w:r>
+              <w:t xml:space="preserve">Your interpretation of the result (including the random effect)</w:t>
+            </w:r>
+          </w:p>
+          <w:p>
+            <w:pPr>
+              <w:pStyle w:val="Compact"/>
+              <w:numPr>
+                <w:ilvl w:val="0"/>
+                <w:numId w:val="1014"/>
+              </w:numPr>
+            </w:pPr>
+            <w:r>
+              <w:t xml:space="preserve">A final figure showing the result</w:t>
+            </w:r>
+          </w:p>
+          <w:p/>
+        </w:tc>
+      </w:tr>
+    </w:tbl>
+    <w:p>
+      <w:pPr>
+        <w:pStyle w:val="FirstParagraph"/>
+      </w:pPr>
+      <w:r>
+        <w:t xml:space="preserve"> </w:t>
+      </w:r>
+    </w:p>
+    <w:tbl>
+      <w:tblPr>
+        <w:tblStyle w:val="Table"/>
+        <w:tblLook w:firstRow="0" w:lastRow="0" w:firstColumn="0" w:lastColumn="0" w:noHBand="0" w:noVBand="0" w:val="0000"/>
+        <w:tblBorders>
+          <w:top w:val="single" w:sz="4" w:space="0" w:color="0758E5"/>
+          <w:left w:val="single" w:sz="24" w:space="0" w:color="0758E5"/>
+          <w:bottom w:val="single" w:sz="4" w:space="0" w:color="0758E5"/>
+          <w:right w:val="single" w:sz="4" w:space="0" w:color="0758E5"/>
+        </w:tblBorders>
+        <w:tblCellMar>
+          <w:left w:w="144" w:type="dxa"/>
+          <w:right w:w="144" w:type="dxa"/>
+        </w:tblCellMar>
+        <w:tblLook w:firstRow="0" w:lastRow="0" w:firstColumn="0" w:lastColumn="0" w:noHBand="0" w:noVBand="0" w:val="0000"/>
+      </w:tblPr>
+      <w:tr>
+        <w:trPr>
+          <w:cantSplit/>
+        </w:trPr>
+        <w:tc>
+          <w:tcPr>
+            <w:shd w:color="auto" w:fill="dae6fb" w:val="clear"/>
+            <w:tcMar>
+              <w:top w:w="92" w:type="dxa"/>
+              <w:bottom w:w="92" w:type="dxa"/>
+            </w:tcMar>
+          </w:tcPr>
+          <w:p>
+            <w:pPr>
+              <w:pStyle w:val="BodyText"/>
+            </w:pPr>
+            <w:pPr>
+              <w:spacing w:before="0" w:after="0"/>
+              <w:textAlignment w:val="center"/>
+            </w:pPr>
+            <w:r>
+              <w:drawing>
+                <wp:inline>
+                  <wp:extent cx="152400" cy="152400"/>
+                  <wp:effectExtent b="0" l="0" r="0" t="0"/>
+                  <wp:docPr descr="" title="" id="35" name="Picture"/>
+                  <a:graphic>
+                    <a:graphicData uri="http://schemas.openxmlformats.org/drawingml/2006/picture">
+                      <pic:pic>
+                        <pic:nvPicPr>
+                          <pic:cNvPr descr="/Applications/Positron.app/Contents/Resources/app/quarto/share/formats/docx/note.png" id="36" name="Picture"/>
+                          <pic:cNvPicPr>
+                            <a:picLocks noChangeArrowheads="1" noChangeAspect="1"/>
+                          </pic:cNvPicPr>
+                        </pic:nvPicPr>
+                        <pic:blipFill>
+                          <a:blip r:embed="rId21"/>
+                          <a:stretch>
+                            <a:fillRect/>
+                          </a:stretch>
+                        </pic:blipFill>
+                        <pic:spPr bwMode="auto">
+                          <a:xfrm>
+                            <a:off x="0" y="0"/>
+                            <a:ext cx="152400" cy="152400"/>
+                          </a:xfrm>
+                          <a:prstGeom prst="rect">
+                            <a:avLst/>
+                          </a:prstGeom>
+                          <a:noFill/>
+                          <a:ln w="9525">
+                            <a:noFill/>
+                            <a:headEnd/>
+                            <a:tailEnd/>
+                          </a:ln>
+                        </pic:spPr>
+                      </pic:pic>
+                    </a:graphicData>
+                  </a:graphic>
+                </wp:inline>
+              </w:drawing>
+            </w:r>
+            <w:r>
+              <w:t xml:space="preserve"> </w:t>
+            </w:r>
+            <w:r>
+              <w:t xml:space="preserve"> </w:t>
+            </w:r>
+            <w:r>
+              <w:t xml:space="preserve">Note</w:t>
+            </w:r>
+          </w:p>
+        </w:tc>
+      </w:tr>
+      <w:tr>
+        <w:trPr>
+          <w:cantSplit/>
+        </w:trPr>
+        <w:tc>
+          <w:tcPr>
+            <w:tcMar>
+              <w:top w:w="108" w:type="dxa"/>
+              <w:bottom w:w="108" w:type="dxa"/>
+            </w:tcMar>
+          </w:tcPr>
+          <w:p>
+            <w:pPr>
+              <w:pStyle w:val="BodyText"/>
+            </w:pPr>
+            <w:pPr>
+              <w:spacing w:before="16"/>
+            </w:pPr>
+            <w:r>
+              <w:rPr>
+                <w:b/>
+                <w:bCs/>
+              </w:rPr>
+              <w:t xml:space="preserve">Reference</w:t>
+            </w:r>
+          </w:p>
+          <w:p>
+            <w:pPr>
+              <w:pStyle w:val="BodyText"/>
+            </w:pPr>
+            <w:pPr>
+              <w:spacing w:after="16"/>
+            </w:pPr>
+            <w:r>
+              <w:t xml:space="preserve">Sargent, L.W. &amp; Lodge, D.M. (2014). Evolution of invasive traits in nonindigenous species: increased survival and faster growth in invasive populations of rusty crayfish (</w:t>
+            </w:r>
+            <w:r>
+              <w:rPr>
+                <w:i/>
+                <w:iCs/>
+              </w:rPr>
+              <w:t xml:space="preserve">Orconectes rusticus</w:t>
+            </w:r>
+            <w:r>
+              <w:t xml:space="preserve">).</w:t>
+            </w:r>
+            <w:r>
+              <w:t xml:space="preserve"> </w:t>
+            </w:r>
+            <w:r>
+              <w:rPr>
+                <w:i/>
+                <w:iCs/>
+              </w:rPr>
+              <w:t xml:space="preserve">Evolutionary Applications</w:t>
+            </w:r>
+            <w:r>
+              <w:t xml:space="preserve">, 7, 949–961.</w:t>
+            </w:r>
+          </w:p>
+          <w:p/>
+        </w:tc>
+      </w:tr>
+    </w:tbl>
+    <w:p>
+      <w:r>
+        <w:pict>
+          <v:rect style="width:0;height:1.5pt" o:hralign="center" o:hrstd="t" o:hr="t"/>
+        </w:pict>
+      </w:r>
+    </w:p>
+    <w:bookmarkEnd w:id="37"/>
+    <w:bookmarkEnd w:id="38"/>
+    <w:bookmarkStart w:id="39" w:name="getting-unstuck"/>
     <w:p>
       <w:pPr>
         <w:pStyle w:val="Heading1"/>
@@ -6726,7 +7554,7 @@
         <w:pStyle w:val="Compact"/>
         <w:numPr>
           <w:ilvl w:val="0"/>
-          <w:numId w:val="1009"/>
+          <w:numId w:val="1015"/>
         </w:numPr>
       </w:pPr>
       <w:r>
@@ -6748,7 +7576,7 @@
         <w:pStyle w:val="Compact"/>
         <w:numPr>
           <w:ilvl w:val="0"/>
-          <w:numId w:val="1009"/>
+          <w:numId w:val="1015"/>
         </w:numPr>
       </w:pPr>
       <w:r>
@@ -6900,7 +7728,7 @@
         <w:pStyle w:val="Compact"/>
         <w:numPr>
           <w:ilvl w:val="0"/>
-          <w:numId w:val="1009"/>
+          <w:numId w:val="1015"/>
         </w:numPr>
       </w:pPr>
       <w:r>
@@ -6921,7 +7749,7 @@
         <w:pStyle w:val="Compact"/>
         <w:numPr>
           <w:ilvl w:val="0"/>
-          <w:numId w:val="1009"/>
+          <w:numId w:val="1015"/>
         </w:numPr>
       </w:pPr>
       <w:r>
@@ -6969,7 +7797,7 @@
         </w:pict>
       </w:r>
     </w:p>
-    <w:bookmarkEnd w:id="29"/>
+    <w:bookmarkEnd w:id="39"/>
     <w:sectPr>
       <w:pgSz w:h="15840" w:w="12240"/>
       <w:pgMar w:bottom="1440" w:footer="720" w:gutter="0" w:header="720" w:left="1440" w:right="1440" w:top="1440"/>
@@ -7400,6 +8228,24 @@
     </w:lvlOverride>
   </w:num>
   <w:num w:numId="1009">
+    <w:abstractNumId w:val="992"/>
+  </w:num>
+  <w:num w:numId="1010">
+    <w:abstractNumId w:val="992"/>
+  </w:num>
+  <w:num w:numId="1011">
+    <w:abstractNumId w:val="992"/>
+  </w:num>
+  <w:num w:numId="1012">
+    <w:abstractNumId w:val="992"/>
+  </w:num>
+  <w:num w:numId="1013">
+    <w:abstractNumId w:val="992"/>
+  </w:num>
+  <w:num w:numId="1014">
+    <w:abstractNumId w:val="992"/>
+  </w:num>
+  <w:num w:numId="1015">
     <w:abstractNumId w:val="99411"/>
     <w:lvlOverride w:ilvl="0">
       <w:startOverride w:val="1"/>

--- a/docs/content/nested_anova/nested_anova_activity.docx
+++ b/docs/content/nested_anova/nested_anova_activity.docx
@@ -152,7 +152,7 @@
         <w:t xml:space="preserve"> </w:t>
       </w:r>
       <w:r>
-        <w:t xml:space="preserve">(each patch received only one urchin-density treatment).</w:t>
+        <w:t xml:space="preserve">(each patch received only one urchin-density treatment). Next class, the Linear Mixed Models activity revisits this exact same dataset with a different (and more flexible) modeling approach — this worksheet stays entirely with the traditional method.</w:t>
       </w:r>
     </w:p>
     <w:p>
@@ -198,7 +198,7 @@
         <w:rPr>
           <w:rStyle w:val="NormalTok"/>
         </w:rPr>
-        <w:t xml:space="preserve">(dotwhisker)</w:t>
+        <w:t xml:space="preserve">(janitor)</w:t>
       </w:r>
       <w:r>
         <w:br/>
@@ -213,7 +213,7 @@
         <w:rPr>
           <w:rStyle w:val="NormalTok"/>
         </w:rPr>
-        <w:t xml:space="preserve">(janitor)</w:t>
+        <w:t xml:space="preserve">(afex)</w:t>
       </w:r>
       <w:r>
         <w:br/>
@@ -228,148 +228,13 @@
         <w:rPr>
           <w:rStyle w:val="NormalTok"/>
         </w:rPr>
-        <w:t xml:space="preserve">(car)          </w:t>
+        <w:t xml:space="preserve">(emmeans)       </w:t>
       </w:r>
       <w:r>
         <w:rPr>
           <w:rStyle w:val="CommentTok"/>
         </w:rPr>
-        <w:t xml:space="preserve"># For Levene's test and Type III SS</w:t>
-      </w:r>
-      <w:r>
-        <w:br/>
-      </w:r>
-      <w:r>
-        <w:rPr>
-          <w:rStyle w:val="FunctionTok"/>
-        </w:rPr>
-        <w:t xml:space="preserve">library</w:t>
-      </w:r>
-      <w:r>
-        <w:rPr>
-          <w:rStyle w:val="NormalTok"/>
-        </w:rPr>
-        <w:t xml:space="preserve">(lme4)          </w:t>
-      </w:r>
-      <w:r>
-        <w:rPr>
-          <w:rStyle w:val="CommentTok"/>
-        </w:rPr>
-        <w:t xml:space="preserve"># For mixed-effects models</w:t>
-      </w:r>
-      <w:r>
-        <w:br/>
-      </w:r>
-      <w:r>
-        <w:rPr>
-          <w:rStyle w:val="FunctionTok"/>
-        </w:rPr>
-        <w:t xml:space="preserve">library</w:t>
-      </w:r>
-      <w:r>
-        <w:rPr>
-          <w:rStyle w:val="NormalTok"/>
-        </w:rPr>
-        <w:t xml:space="preserve">(lmerTest)      </w:t>
-      </w:r>
-      <w:r>
-        <w:rPr>
-          <w:rStyle w:val="CommentTok"/>
-        </w:rPr>
-        <w:t xml:space="preserve"># For p-values in mixed models</w:t>
-      </w:r>
-      <w:r>
-        <w:br/>
-      </w:r>
-      <w:r>
-        <w:rPr>
-          <w:rStyle w:val="FunctionTok"/>
-        </w:rPr>
-        <w:t xml:space="preserve">library</w:t>
-      </w:r>
-      <w:r>
-        <w:rPr>
-          <w:rStyle w:val="NormalTok"/>
-        </w:rPr>
-        <w:t xml:space="preserve">(emmeans)       </w:t>
-      </w:r>
-      <w:r>
-        <w:rPr>
-          <w:rStyle w:val="CommentTok"/>
-        </w:rPr>
         <w:t xml:space="preserve"># For estimated marginal means</w:t>
-      </w:r>
-      <w:r>
-        <w:br/>
-      </w:r>
-      <w:r>
-        <w:rPr>
-          <w:rStyle w:val="FunctionTok"/>
-        </w:rPr>
-        <w:t xml:space="preserve">library</w:t>
-      </w:r>
-      <w:r>
-        <w:rPr>
-          <w:rStyle w:val="NormalTok"/>
-        </w:rPr>
-        <w:t xml:space="preserve">(performance)   </w:t>
-      </w:r>
-      <w:r>
-        <w:rPr>
-          <w:rStyle w:val="CommentTok"/>
-        </w:rPr>
-        <w:t xml:space="preserve"># For model diagnostics</w:t>
-      </w:r>
-      <w:r>
-        <w:br/>
-      </w:r>
-      <w:r>
-        <w:rPr>
-          <w:rStyle w:val="FunctionTok"/>
-        </w:rPr>
-        <w:t xml:space="preserve">library</w:t>
-      </w:r>
-      <w:r>
-        <w:rPr>
-          <w:rStyle w:val="NormalTok"/>
-        </w:rPr>
-        <w:t xml:space="preserve">(DHARMa)        </w:t>
-      </w:r>
-      <w:r>
-        <w:rPr>
-          <w:rStyle w:val="CommentTok"/>
-        </w:rPr>
-        <w:t xml:space="preserve"># For residual diagnostics</w:t>
-      </w:r>
-      <w:r>
-        <w:br/>
-      </w:r>
-      <w:r>
-        <w:rPr>
-          <w:rStyle w:val="FunctionTok"/>
-        </w:rPr>
-        <w:t xml:space="preserve">library</w:t>
-      </w:r>
-      <w:r>
-        <w:rPr>
-          <w:rStyle w:val="NormalTok"/>
-        </w:rPr>
-        <w:t xml:space="preserve">(patchwork)</w:t>
-      </w:r>
-      <w:r>
-        <w:br/>
-      </w:r>
-      <w:r>
-        <w:rPr>
-          <w:rStyle w:val="FunctionTok"/>
-        </w:rPr>
-        <w:t xml:space="preserve">library</w:t>
-      </w:r>
-      <w:r>
-        <w:rPr>
-          <w:rStyle w:val="NormalTok"/>
-        </w:rPr>
-        <w:t xml:space="preserve">(afex)</w:t>
       </w:r>
       <w:r>
         <w:br/>
@@ -2507,13 +2372,13 @@
       </w:r>
     </w:p>
     <w:bookmarkEnd w:id="12"/>
-    <w:bookmarkStart w:id="16" w:name="part-3-the-modern-way-mixed-models"/>
+    <w:bookmarkStart w:id="13" w:name="part-3-post-hoc-comparisons"/>
     <w:p>
       <w:pPr>
         <w:pStyle w:val="Heading1"/>
       </w:pPr>
       <w:r>
-        <w:t xml:space="preserve">Part 3 · The Modern Way — Mixed Models</w:t>
+        <w:t xml:space="preserve">Part 3 · Post-Hoc Comparisons</w:t>
       </w:r>
     </w:p>
     <w:p>
@@ -2521,23 +2386,253 @@
         <w:pStyle w:val="FirstParagraph"/>
       </w:pPr>
       <w:r>
-        <w:t xml:space="preserve">Fixed effects go in as a plain variable name. Random effects can be coded a few different ways, depending on the design:</w:t>
+        <w:rPr>
+          <w:b/>
+          <w:bCs/>
+        </w:rPr>
+        <w:t xml:space="preserve">▶ Run this:</w:t>
       </w:r>
     </w:p>
     <w:p>
       <w:pPr>
-        <w:pStyle w:val="Compact"/>
-        <w:numPr>
-          <w:ilvl w:val="0"/>
-          <w:numId w:val="1001"/>
-        </w:numPr>
-      </w:pPr>
+        <w:pStyle w:val="SourceCode"/>
+      </w:pPr>
+      <w:r>
+        <w:rPr>
+          <w:rStyle w:val="NormalTok"/>
+        </w:rPr>
+        <w:t xml:space="preserve">emm </w:t>
+      </w:r>
+      <w:r>
+        <w:rPr>
+          <w:rStyle w:val="OtherTok"/>
+        </w:rPr>
+        <w:t xml:space="preserve">&lt;-</w:t>
+      </w:r>
+      <w:r>
+        <w:rPr>
+          <w:rStyle w:val="NormalTok"/>
+        </w:rPr>
+        <w:t xml:space="preserve"> </w:t>
+      </w:r>
+      <w:r>
+        <w:rPr>
+          <w:rStyle w:val="FunctionTok"/>
+        </w:rPr>
+        <w:t xml:space="preserve">emmeans</w:t>
+      </w:r>
+      <w:r>
+        <w:rPr>
+          <w:rStyle w:val="NormalTok"/>
+        </w:rPr>
+        <w:t xml:space="preserve">(nested_model, </w:t>
+      </w:r>
+      <w:r>
+        <w:rPr>
+          <w:rStyle w:val="SpecialCharTok"/>
+        </w:rPr>
+        <w:t xml:space="preserve">~</w:t>
+      </w:r>
+      <w:r>
+        <w:rPr>
+          <w:rStyle w:val="NormalTok"/>
+        </w:rPr>
+        <w:t xml:space="preserve"> treat)</w:t>
+      </w:r>
+      <w:r>
+        <w:br/>
+      </w:r>
+      <w:r>
+        <w:rPr>
+          <w:rStyle w:val="FunctionTok"/>
+        </w:rPr>
+        <w:t xml:space="preserve">summary</w:t>
+      </w:r>
+      <w:r>
+        <w:rPr>
+          <w:rStyle w:val="NormalTok"/>
+        </w:rPr>
+        <w:t xml:space="preserve">(emm)</w:t>
+      </w:r>
+      <w:r>
+        <w:br/>
+      </w:r>
+      <w:r>
+        <w:br/>
+      </w:r>
+      <w:r>
+        <w:rPr>
+          <w:rStyle w:val="NormalTok"/>
+        </w:rPr>
+        <w:t xml:space="preserve">pairs_result </w:t>
+      </w:r>
+      <w:r>
+        <w:rPr>
+          <w:rStyle w:val="OtherTok"/>
+        </w:rPr>
+        <w:t xml:space="preserve">&lt;-</w:t>
+      </w:r>
+      <w:r>
+        <w:rPr>
+          <w:rStyle w:val="NormalTok"/>
+        </w:rPr>
+        <w:t xml:space="preserve"> </w:t>
+      </w:r>
+      <w:r>
+        <w:rPr>
+          <w:rStyle w:val="FunctionTok"/>
+        </w:rPr>
+        <w:t xml:space="preserve">pairs</w:t>
+      </w:r>
+      <w:r>
+        <w:rPr>
+          <w:rStyle w:val="NormalTok"/>
+        </w:rPr>
+        <w:t xml:space="preserve">(emm, </w:t>
+      </w:r>
+      <w:r>
+        <w:rPr>
+          <w:rStyle w:val="AttributeTok"/>
+        </w:rPr>
+        <w:t xml:space="preserve">adjust =</w:t>
+      </w:r>
+      <w:r>
+        <w:rPr>
+          <w:rStyle w:val="NormalTok"/>
+        </w:rPr>
+        <w:t xml:space="preserve"> </w:t>
+      </w:r>
+      <w:r>
+        <w:rPr>
+          <w:rStyle w:val="StringTok"/>
+        </w:rPr>
+        <w:t xml:space="preserve">"sidak"</w:t>
+      </w:r>
+      <w:r>
+        <w:rPr>
+          <w:rStyle w:val="NormalTok"/>
+        </w:rPr>
+        <w:t xml:space="preserve">)</w:t>
+      </w:r>
+      <w:r>
+        <w:br/>
+      </w:r>
+      <w:r>
+        <w:rPr>
+          <w:rStyle w:val="NormalTok"/>
+        </w:rPr>
+        <w:t xml:space="preserve">pairs_result</w:t>
+      </w:r>
+      <w:r>
+        <w:br/>
+      </w:r>
+      <w:r>
+        <w:br/>
+      </w:r>
+      <w:r>
+        <w:rPr>
+          <w:rStyle w:val="NormalTok"/>
+        </w:rPr>
+        <w:t xml:space="preserve">cld_result </w:t>
+      </w:r>
+      <w:r>
+        <w:rPr>
+          <w:rStyle w:val="OtherTok"/>
+        </w:rPr>
+        <w:t xml:space="preserve">&lt;-</w:t>
+      </w:r>
+      <w:r>
+        <w:rPr>
+          <w:rStyle w:val="NormalTok"/>
+        </w:rPr>
+        <w:t xml:space="preserve"> multcomp</w:t>
+      </w:r>
+      <w:r>
+        <w:rPr>
+          <w:rStyle w:val="SpecialCharTok"/>
+        </w:rPr>
+        <w:t xml:space="preserve">::</w:t>
+      </w:r>
+      <w:r>
+        <w:rPr>
+          <w:rStyle w:val="FunctionTok"/>
+        </w:rPr>
+        <w:t xml:space="preserve">cld</w:t>
+      </w:r>
+      <w:r>
+        <w:rPr>
+          <w:rStyle w:val="NormalTok"/>
+        </w:rPr>
+        <w:t xml:space="preserve">(emm, </w:t>
+      </w:r>
+      <w:r>
+        <w:rPr>
+          <w:rStyle w:val="AttributeTok"/>
+        </w:rPr>
+        <w:t xml:space="preserve">alpha =</w:t>
+      </w:r>
+      <w:r>
+        <w:rPr>
+          <w:rStyle w:val="NormalTok"/>
+        </w:rPr>
+        <w:t xml:space="preserve"> </w:t>
+      </w:r>
+      <w:r>
+        <w:rPr>
+          <w:rStyle w:val="FloatTok"/>
+        </w:rPr>
+        <w:t xml:space="preserve">0.05</w:t>
+      </w:r>
+      <w:r>
+        <w:rPr>
+          <w:rStyle w:val="NormalTok"/>
+        </w:rPr>
+        <w:t xml:space="preserve">, </w:t>
+      </w:r>
+      <w:r>
+        <w:rPr>
+          <w:rStyle w:val="AttributeTok"/>
+        </w:rPr>
+        <w:t xml:space="preserve">Letters =</w:t>
+      </w:r>
+      <w:r>
+        <w:rPr>
+          <w:rStyle w:val="NormalTok"/>
+        </w:rPr>
+        <w:t xml:space="preserve"> letters)</w:t>
+      </w:r>
+      <w:r>
+        <w:br/>
+      </w:r>
+      <w:r>
+        <w:rPr>
+          <w:rStyle w:val="NormalTok"/>
+        </w:rPr>
+        <w:t xml:space="preserve">cld_result</w:t>
+      </w:r>
+    </w:p>
+    <w:p>
+      <w:pPr>
+        <w:pStyle w:val="FirstParagraph"/>
+      </w:pPr>
+      <w:r>
+        <w:t xml:space="preserve">✏️</w:t>
+      </w:r>
+      <w:r>
+        <w:t xml:space="preserve"> </w:t>
+      </w:r>
       <w:r>
         <w:rPr>
           <w:b/>
           <w:bCs/>
         </w:rPr>
-        <w:t xml:space="preserve">Random intercept, fixed slope:</w:t>
+        <w:t xml:space="preserve">Your turn:</w:t>
+      </w:r>
+      <w:r>
+        <w:t xml:space="preserve"> </w:t>
+      </w:r>
+      <w:r>
+        <w:t xml:space="preserve">Mean algae cover for Control (1.30%) looks much lower than the reduced-density treatments (66%: 21.55%, 33%: 19.00%, Removed: 39.20%). Based on your compact letter display, are any of those differences actually statistically significant at α = 0.05?</w:t>
       </w:r>
       <w:r>
         <w:t xml:space="preserve"> </w:t>
@@ -2546,839 +2641,9 @@
         <w:rPr>
           <w:rStyle w:val="VerbatimChar"/>
         </w:rPr>
-        <w:t xml:space="preserve">+ (1|random)</w:t>
-      </w:r>
-      <w:r>
-        <w:t xml:space="preserve"> </w:t>
-      </w:r>
-      <w:r>
-        <w:t xml:space="preserve">— e.g.,</w:t>
-      </w:r>
-      <w:r>
-        <w:t xml:space="preserve"> </w:t>
-      </w:r>
-      <w:r>
-        <w:rPr>
-          <w:rStyle w:val="VerbatimChar"/>
-        </w:rPr>
-        <w:t xml:space="preserve">color ~ fixed + (1|group)</w:t>
+        <w:t xml:space="preserve">________________________</w:t>
       </w:r>
     </w:p>
-    <w:p>
-      <w:pPr>
-        <w:pStyle w:val="Compact"/>
-        <w:numPr>
-          <w:ilvl w:val="0"/>
-          <w:numId w:val="1001"/>
-        </w:numPr>
-      </w:pPr>
-      <w:r>
-        <w:rPr>
-          <w:b/>
-          <w:bCs/>
-        </w:rPr>
-        <w:t xml:space="preserve">Random intercept, random slope:</w:t>
-      </w:r>
-      <w:r>
-        <w:t xml:space="preserve"> </w:t>
-      </w:r>
-      <w:r>
-        <w:rPr>
-          <w:rStyle w:val="VerbatimChar"/>
-        </w:rPr>
-        <w:t xml:space="preserve">+ (fixed|random)</w:t>
-      </w:r>
-      <w:r>
-        <w:t xml:space="preserve"> </w:t>
-      </w:r>
-      <w:r>
-        <w:t xml:space="preserve">— e.g.,</w:t>
-      </w:r>
-      <w:r>
-        <w:t xml:space="preserve"> </w:t>
-      </w:r>
-      <w:r>
-        <w:rPr>
-          <w:rStyle w:val="VerbatimChar"/>
-        </w:rPr>
-        <w:t xml:space="preserve">color ~ fixed + (fixed|group)</w:t>
-      </w:r>
-    </w:p>
-    <w:p>
-      <w:pPr>
-        <w:pStyle w:val="Compact"/>
-        <w:numPr>
-          <w:ilvl w:val="0"/>
-          <w:numId w:val="1001"/>
-        </w:numPr>
-      </w:pPr>
-      <w:r>
-        <w:rPr>
-          <w:b/>
-          <w:bCs/>
-        </w:rPr>
-        <w:t xml:space="preserve">Nested design</w:t>
-      </w:r>
-      <w:r>
-        <w:t xml:space="preserve"> </w:t>
-      </w:r>
-      <w:r>
-        <w:t xml:space="preserve">(a sample can exist only within a larger grouping):</w:t>
-      </w:r>
-      <w:r>
-        <w:t xml:space="preserve"> </w:t>
-      </w:r>
-      <w:r>
-        <w:rPr>
-          <w:rStyle w:val="VerbatimChar"/>
-        </w:rPr>
-        <w:t xml:space="preserve">y ~ color + (1|greenbox/graybox)</w:t>
-      </w:r>
-      <w:r>
-        <w:t xml:space="preserve">, equivalent to</w:t>
-      </w:r>
-      <w:r>
-        <w:t xml:space="preserve"> </w:t>
-      </w:r>
-      <w:r>
-        <w:rPr>
-          <w:rStyle w:val="VerbatimChar"/>
-        </w:rPr>
-        <w:t xml:space="preserve">y ~ color + (1|greenbox) + (1|greenbox:graybox)</w:t>
-      </w:r>
-      <w:r>
-        <w:t xml:space="preserve"> </w:t>
-      </w:r>
-      <w:r>
-        <w:t xml:space="preserve">— this models random variation in the intercept for each patch, and also for each quadrat within each patch</w:t>
-      </w:r>
-    </w:p>
-    <w:p>
-      <w:pPr>
-        <w:pStyle w:val="Compact"/>
-        <w:numPr>
-          <w:ilvl w:val="0"/>
-          <w:numId w:val="1001"/>
-        </w:numPr>
-      </w:pPr>
-      <w:r>
-        <w:rPr>
-          <w:b/>
-          <w:bCs/>
-        </w:rPr>
-        <w:t xml:space="preserve">Fully crossed design</w:t>
-      </w:r>
-      <w:r>
-        <w:t xml:space="preserve"> </w:t>
-      </w:r>
-      <w:r>
-        <w:t xml:space="preserve">(not nested):</w:t>
-      </w:r>
-      <w:r>
-        <w:t xml:space="preserve"> </w:t>
-      </w:r>
-      <w:r>
-        <w:rPr>
-          <w:rStyle w:val="VerbatimChar"/>
-        </w:rPr>
-        <w:t xml:space="preserve">y ~ color + (1|green_box) + (1|gray_box)</w:t>
-      </w:r>
-    </w:p>
-    <w:p>
-      <w:pPr>
-        <w:pStyle w:val="FirstParagraph"/>
-      </w:pPr>
-      <w:r>
-        <w:rPr>
-          <w:b/>
-          <w:bCs/>
-        </w:rPr>
-        <w:t xml:space="preserve">▶ Run this</w:t>
-      </w:r>
-      <w:r>
-        <w:t xml:space="preserve"> </w:t>
-      </w:r>
-      <w:r>
-        <w:t xml:space="preserve">— fit the mixed model:</w:t>
-      </w:r>
-    </w:p>
-    <w:p>
-      <w:pPr>
-        <w:pStyle w:val="SourceCode"/>
-      </w:pPr>
-      <w:r>
-        <w:rPr>
-          <w:rStyle w:val="NormalTok"/>
-        </w:rPr>
-        <w:t xml:space="preserve">mixed_model </w:t>
-      </w:r>
-      <w:r>
-        <w:rPr>
-          <w:rStyle w:val="OtherTok"/>
-        </w:rPr>
-        <w:t xml:space="preserve">&lt;-</w:t>
-      </w:r>
-      <w:r>
-        <w:rPr>
-          <w:rStyle w:val="NormalTok"/>
-        </w:rPr>
-        <w:t xml:space="preserve"> </w:t>
-      </w:r>
-      <w:r>
-        <w:rPr>
-          <w:rStyle w:val="FunctionTok"/>
-        </w:rPr>
-        <w:t xml:space="preserve">lmer</w:t>
-      </w:r>
-      <w:r>
-        <w:rPr>
-          <w:rStyle w:val="NormalTok"/>
-        </w:rPr>
-        <w:t xml:space="preserve">(algae </w:t>
-      </w:r>
-      <w:r>
-        <w:rPr>
-          <w:rStyle w:val="SpecialCharTok"/>
-        </w:rPr>
-        <w:t xml:space="preserve">~</w:t>
-      </w:r>
-      <w:r>
-        <w:rPr>
-          <w:rStyle w:val="NormalTok"/>
-        </w:rPr>
-        <w:t xml:space="preserve"> treat </w:t>
-      </w:r>
-      <w:r>
-        <w:rPr>
-          <w:rStyle w:val="SpecialCharTok"/>
-        </w:rPr>
-        <w:t xml:space="preserve">+</w:t>
-      </w:r>
-      <w:r>
-        <w:rPr>
-          <w:rStyle w:val="NormalTok"/>
-        </w:rPr>
-        <w:t xml:space="preserve"> (</w:t>
-      </w:r>
-      <w:r>
-        <w:rPr>
-          <w:rStyle w:val="DecValTok"/>
-        </w:rPr>
-        <w:t xml:space="preserve">1</w:t>
-      </w:r>
-      <w:r>
-        <w:rPr>
-          <w:rStyle w:val="SpecialCharTok"/>
-        </w:rPr>
-        <w:t xml:space="preserve">|</w:t>
-      </w:r>
-      <w:r>
-        <w:rPr>
-          <w:rStyle w:val="NormalTok"/>
-        </w:rPr>
-        <w:t xml:space="preserve">patch), </w:t>
-      </w:r>
-      <w:r>
-        <w:rPr>
-          <w:rStyle w:val="AttributeTok"/>
-        </w:rPr>
-        <w:t xml:space="preserve">data =</w:t>
-      </w:r>
-      <w:r>
-        <w:rPr>
-          <w:rStyle w:val="NormalTok"/>
-        </w:rPr>
-        <w:t xml:space="preserve"> u_df,</w:t>
-      </w:r>
-      <w:r>
-        <w:br/>
-      </w:r>
-      <w:r>
-        <w:rPr>
-          <w:rStyle w:val="NormalTok"/>
-        </w:rPr>
-        <w:t xml:space="preserve">                    </w:t>
-      </w:r>
-      <w:r>
-        <w:rPr>
-          <w:rStyle w:val="AttributeTok"/>
-        </w:rPr>
-        <w:t xml:space="preserve">control =</w:t>
-      </w:r>
-      <w:r>
-        <w:rPr>
-          <w:rStyle w:val="NormalTok"/>
-        </w:rPr>
-        <w:t xml:space="preserve"> </w:t>
-      </w:r>
-      <w:r>
-        <w:rPr>
-          <w:rStyle w:val="FunctionTok"/>
-        </w:rPr>
-        <w:t xml:space="preserve">lmerControl</w:t>
-      </w:r>
-      <w:r>
-        <w:rPr>
-          <w:rStyle w:val="NormalTok"/>
-        </w:rPr>
-        <w:t xml:space="preserve">(</w:t>
-      </w:r>
-      <w:r>
-        <w:rPr>
-          <w:rStyle w:val="AttributeTok"/>
-        </w:rPr>
-        <w:t xml:space="preserve">calc.derivs =</w:t>
-      </w:r>
-      <w:r>
-        <w:rPr>
-          <w:rStyle w:val="NormalTok"/>
-        </w:rPr>
-        <w:t xml:space="preserve"> </w:t>
-      </w:r>
-      <w:r>
-        <w:rPr>
-          <w:rStyle w:val="ConstantTok"/>
-        </w:rPr>
-        <w:t xml:space="preserve">FALSE</w:t>
-      </w:r>
-      <w:r>
-        <w:rPr>
-          <w:rStyle w:val="NormalTok"/>
-        </w:rPr>
-        <w:t xml:space="preserve">))</w:t>
-      </w:r>
-      <w:r>
-        <w:br/>
-      </w:r>
-      <w:r>
-        <w:rPr>
-          <w:rStyle w:val="FunctionTok"/>
-        </w:rPr>
-        <w:t xml:space="preserve">summary</w:t>
-      </w:r>
-      <w:r>
-        <w:rPr>
-          <w:rStyle w:val="NormalTok"/>
-        </w:rPr>
-        <w:t xml:space="preserve">(mixed_model)</w:t>
-      </w:r>
-    </w:p>
-    <w:p>
-      <w:pPr>
-        <w:pStyle w:val="FirstParagraph"/>
-      </w:pPr>
-      <w:r>
-        <w:rPr>
-          <w:b/>
-          <w:bCs/>
-        </w:rPr>
-        <w:t xml:space="preserve">▶ Run this</w:t>
-      </w:r>
-      <w:r>
-        <w:t xml:space="preserve"> </w:t>
-      </w:r>
-      <w:r>
-        <w:t xml:space="preserve">— Method 1, the F-test with Satterthwaite degrees of freedom (more conservative, better for small samples):</w:t>
-      </w:r>
-    </w:p>
-    <w:p>
-      <w:pPr>
-        <w:pStyle w:val="SourceCode"/>
-      </w:pPr>
-      <w:r>
-        <w:rPr>
-          <w:rStyle w:val="NormalTok"/>
-        </w:rPr>
-        <w:t xml:space="preserve">satt_result </w:t>
-      </w:r>
-      <w:r>
-        <w:rPr>
-          <w:rStyle w:val="OtherTok"/>
-        </w:rPr>
-        <w:t xml:space="preserve">&lt;-</w:t>
-      </w:r>
-      <w:r>
-        <w:rPr>
-          <w:rStyle w:val="NormalTok"/>
-        </w:rPr>
-        <w:t xml:space="preserve"> </w:t>
-      </w:r>
-      <w:r>
-        <w:rPr>
-          <w:rStyle w:val="FunctionTok"/>
-        </w:rPr>
-        <w:t xml:space="preserve">Anova</w:t>
-      </w:r>
-      <w:r>
-        <w:rPr>
-          <w:rStyle w:val="NormalTok"/>
-        </w:rPr>
-        <w:t xml:space="preserve">(mixed_model, </w:t>
-      </w:r>
-      <w:r>
-        <w:rPr>
-          <w:rStyle w:val="AttributeTok"/>
-        </w:rPr>
-        <w:t xml:space="preserve">type =</w:t>
-      </w:r>
-      <w:r>
-        <w:rPr>
-          <w:rStyle w:val="NormalTok"/>
-        </w:rPr>
-        <w:t xml:space="preserve"> </w:t>
-      </w:r>
-      <w:r>
-        <w:rPr>
-          <w:rStyle w:val="DecValTok"/>
-        </w:rPr>
-        <w:t xml:space="preserve">3</w:t>
-      </w:r>
-      <w:r>
-        <w:rPr>
-          <w:rStyle w:val="NormalTok"/>
-        </w:rPr>
-        <w:t xml:space="preserve">,</w:t>
-      </w:r>
-      <w:r>
-        <w:br/>
-      </w:r>
-      <w:r>
-        <w:rPr>
-          <w:rStyle w:val="NormalTok"/>
-        </w:rPr>
-        <w:t xml:space="preserve">                      </w:t>
-      </w:r>
-      <w:r>
-        <w:rPr>
-          <w:rStyle w:val="AttributeTok"/>
-        </w:rPr>
-        <w:t xml:space="preserve">test.statistic =</w:t>
-      </w:r>
-      <w:r>
-        <w:rPr>
-          <w:rStyle w:val="NormalTok"/>
-        </w:rPr>
-        <w:t xml:space="preserve"> </w:t>
-      </w:r>
-      <w:r>
-        <w:rPr>
-          <w:rStyle w:val="StringTok"/>
-        </w:rPr>
-        <w:t xml:space="preserve">"F"</w:t>
-      </w:r>
-      <w:r>
-        <w:rPr>
-          <w:rStyle w:val="NormalTok"/>
-        </w:rPr>
-        <w:t xml:space="preserve">,</w:t>
-      </w:r>
-      <w:r>
-        <w:br/>
-      </w:r>
-      <w:r>
-        <w:rPr>
-          <w:rStyle w:val="NormalTok"/>
-        </w:rPr>
-        <w:t xml:space="preserve">                      </w:t>
-      </w:r>
-      <w:r>
-        <w:rPr>
-          <w:rStyle w:val="AttributeTok"/>
-        </w:rPr>
-        <w:t xml:space="preserve">ddf =</w:t>
-      </w:r>
-      <w:r>
-        <w:rPr>
-          <w:rStyle w:val="NormalTok"/>
-        </w:rPr>
-        <w:t xml:space="preserve"> </w:t>
-      </w:r>
-      <w:r>
-        <w:rPr>
-          <w:rStyle w:val="StringTok"/>
-        </w:rPr>
-        <w:t xml:space="preserve">"Satterthwaite"</w:t>
-      </w:r>
-      <w:r>
-        <w:rPr>
-          <w:rStyle w:val="NormalTok"/>
-        </w:rPr>
-        <w:t xml:space="preserve">)</w:t>
-      </w:r>
-      <w:r>
-        <w:br/>
-      </w:r>
-      <w:r>
-        <w:rPr>
-          <w:rStyle w:val="NormalTok"/>
-        </w:rPr>
-        <w:t xml:space="preserve">satt_result</w:t>
-      </w:r>
-    </w:p>
-    <w:p>
-      <w:pPr>
-        <w:pStyle w:val="FirstParagraph"/>
-      </w:pPr>
-      <w:r>
-        <w:rPr>
-          <w:b/>
-          <w:bCs/>
-        </w:rPr>
-        <w:t xml:space="preserve">▶ Run this</w:t>
-      </w:r>
-      <w:r>
-        <w:t xml:space="preserve"> </w:t>
-      </w:r>
-      <w:r>
-        <w:t xml:space="preserve">— Method 2, the Chi-square test (more liberal, assumes large samples):</w:t>
-      </w:r>
-    </w:p>
-    <w:p>
-      <w:pPr>
-        <w:pStyle w:val="SourceCode"/>
-      </w:pPr>
-      <w:r>
-        <w:rPr>
-          <w:rStyle w:val="NormalTok"/>
-        </w:rPr>
-        <w:t xml:space="preserve">anova_car </w:t>
-      </w:r>
-      <w:r>
-        <w:rPr>
-          <w:rStyle w:val="OtherTok"/>
-        </w:rPr>
-        <w:t xml:space="preserve">&lt;-</w:t>
-      </w:r>
-      <w:r>
-        <w:rPr>
-          <w:rStyle w:val="NormalTok"/>
-        </w:rPr>
-        <w:t xml:space="preserve"> </w:t>
-      </w:r>
-      <w:r>
-        <w:rPr>
-          <w:rStyle w:val="FunctionTok"/>
-        </w:rPr>
-        <w:t xml:space="preserve">Anova</w:t>
-      </w:r>
-      <w:r>
-        <w:rPr>
-          <w:rStyle w:val="NormalTok"/>
-        </w:rPr>
-        <w:t xml:space="preserve">(mixed_model,</w:t>
-      </w:r>
-      <w:r>
-        <w:br/>
-      </w:r>
-      <w:r>
-        <w:rPr>
-          <w:rStyle w:val="NormalTok"/>
-        </w:rPr>
-        <w:t xml:space="preserve">                   </w:t>
-      </w:r>
-      <w:r>
-        <w:rPr>
-          <w:rStyle w:val="AttributeTok"/>
-        </w:rPr>
-        <w:t xml:space="preserve">type =</w:t>
-      </w:r>
-      <w:r>
-        <w:rPr>
-          <w:rStyle w:val="NormalTok"/>
-        </w:rPr>
-        <w:t xml:space="preserve"> </w:t>
-      </w:r>
-      <w:r>
-        <w:rPr>
-          <w:rStyle w:val="DecValTok"/>
-        </w:rPr>
-        <w:t xml:space="preserve">3</w:t>
-      </w:r>
-      <w:r>
-        <w:rPr>
-          <w:rStyle w:val="NormalTok"/>
-        </w:rPr>
-        <w:t xml:space="preserve">,</w:t>
-      </w:r>
-      <w:r>
-        <w:br/>
-      </w:r>
-      <w:r>
-        <w:rPr>
-          <w:rStyle w:val="NormalTok"/>
-        </w:rPr>
-        <w:t xml:space="preserve">                   </w:t>
-      </w:r>
-      <w:r>
-        <w:rPr>
-          <w:rStyle w:val="AttributeTok"/>
-        </w:rPr>
-        <w:t xml:space="preserve">test.statistic =</w:t>
-      </w:r>
-      <w:r>
-        <w:rPr>
-          <w:rStyle w:val="NormalTok"/>
-        </w:rPr>
-        <w:t xml:space="preserve"> </w:t>
-      </w:r>
-      <w:r>
-        <w:rPr>
-          <w:rStyle w:val="StringTok"/>
-        </w:rPr>
-        <w:t xml:space="preserve">"Chisq"</w:t>
-      </w:r>
-      <w:r>
-        <w:rPr>
-          <w:rStyle w:val="NormalTok"/>
-        </w:rPr>
-        <w:t xml:space="preserve">)</w:t>
-      </w:r>
-      <w:r>
-        <w:br/>
-      </w:r>
-      <w:r>
-        <w:rPr>
-          <w:rStyle w:val="NormalTok"/>
-        </w:rPr>
-        <w:t xml:space="preserve">anova_car</w:t>
-      </w:r>
-    </w:p>
-    <w:p>
-      <w:pPr>
-        <w:pStyle w:val="BlockText"/>
-      </w:pPr>
-      <w:r>
-        <w:t xml:space="preserve">💡 Chi-square = F × numerator df. The two differ because the F-test accounts for the denominator df (reflecting sample size), while Chi-square assumes infinite denominator df.</w:t>
-      </w:r>
-      <w:r>
-        <w:t xml:space="preserve"> </w:t>
-      </w:r>
-      <w:r>
-        <w:rPr>
-          <w:b/>
-          <w:bCs/>
-        </w:rPr>
-        <w:t xml:space="preserve">Rule of thumb:</w:t>
-      </w:r>
-      <w:r>
-        <w:t xml:space="preserve"> </w:t>
-      </w:r>
-      <w:r>
-        <w:t xml:space="preserve">under 100 observations or &lt; 20 random-effect levels, use the F-test; over 500 observations and &gt; 50 random-effect levels, Chi-square is fine; in between, the F-test is safer.</w:t>
-      </w:r>
-    </w:p>
-    <w:p>
-      <w:pPr>
-        <w:pStyle w:val="FirstParagraph"/>
-      </w:pPr>
-      <w:r>
-        <w:t xml:space="preserve">✏️</w:t>
-      </w:r>
-      <w:r>
-        <w:t xml:space="preserve"> </w:t>
-      </w:r>
-      <w:r>
-        <w:rPr>
-          <w:b/>
-          <w:bCs/>
-        </w:rPr>
-        <w:t xml:space="preserve">Your turn:</w:t>
-      </w:r>
-      <w:r>
-        <w:t xml:space="preserve"> </w:t>
-      </w:r>
-      <w:r>
-        <w:t xml:space="preserve">Do the F-test and Chi-square p-values agree on significance here? Given the rule of thumb above, which one should you trust more for this dataset (16 patches)?</w:t>
-      </w:r>
-      <w:r>
-        <w:t xml:space="preserve"> </w:t>
-      </w:r>
-      <w:r>
-        <w:rPr>
-          <w:rStyle w:val="VerbatimChar"/>
-        </w:rPr>
-        <w:t xml:space="preserve">________________________</w:t>
-      </w:r>
-    </w:p>
-    <w:tbl>
-      <w:tblPr>
-        <w:tblStyle w:val="Table"/>
-        <w:tblLook w:firstRow="0" w:lastRow="0" w:firstColumn="0" w:lastColumn="0" w:noHBand="0" w:noVBand="0" w:val="0000"/>
-        <w:tblBorders>
-          <w:top w:val="single" w:sz="4" w:space="0" w:color="00A047"/>
-          <w:left w:val="single" w:sz="24" w:space="0" w:color="00A047"/>
-          <w:bottom w:val="single" w:sz="4" w:space="0" w:color="00A047"/>
-          <w:right w:val="single" w:sz="4" w:space="0" w:color="00A047"/>
-        </w:tblBorders>
-        <w:tblCellMar>
-          <w:left w:w="144" w:type="dxa"/>
-          <w:right w:w="144" w:type="dxa"/>
-        </w:tblCellMar>
-        <w:tblLook w:firstRow="0" w:lastRow="0" w:firstColumn="0" w:lastColumn="0" w:noHBand="0" w:noVBand="0" w:val="0000"/>
-      </w:tblPr>
-      <w:tr>
-        <w:trPr>
-          <w:cantSplit/>
-        </w:trPr>
-        <w:tc>
-          <w:tcPr>
-            <w:shd w:color="auto" w:fill="ccf1e3" w:val="clear"/>
-            <w:tcMar>
-              <w:top w:w="92" w:type="dxa"/>
-              <w:bottom w:w="92" w:type="dxa"/>
-            </w:tcMar>
-          </w:tcPr>
-          <w:p>
-            <w:pPr>
-              <w:pStyle w:val="BodyText"/>
-            </w:pPr>
-            <w:pPr>
-              <w:spacing w:before="0" w:after="0"/>
-              <w:textAlignment w:val="center"/>
-            </w:pPr>
-            <w:r>
-              <w:drawing>
-                <wp:inline>
-                  <wp:extent cx="152400" cy="152400"/>
-                  <wp:effectExtent b="0" l="0" r="0" t="0"/>
-                  <wp:docPr descr="" title="" id="14" name="Picture"/>
-                  <a:graphic>
-                    <a:graphicData uri="http://schemas.openxmlformats.org/drawingml/2006/picture">
-                      <pic:pic>
-                        <pic:nvPicPr>
-                          <pic:cNvPr descr="/Applications/Positron.app/Contents/Resources/app/quarto/share/formats/docx/tip.png" id="15" name="Picture"/>
-                          <pic:cNvPicPr>
-                            <a:picLocks noChangeArrowheads="1" noChangeAspect="1"/>
-                          </pic:cNvPicPr>
-                        </pic:nvPicPr>
-                        <pic:blipFill>
-                          <a:blip r:embed="rId13"/>
-                          <a:stretch>
-                            <a:fillRect/>
-                          </a:stretch>
-                        </pic:blipFill>
-                        <pic:spPr bwMode="auto">
-                          <a:xfrm>
-                            <a:off x="0" y="0"/>
-                            <a:ext cx="152400" cy="152400"/>
-                          </a:xfrm>
-                          <a:prstGeom prst="rect">
-                            <a:avLst/>
-                          </a:prstGeom>
-                          <a:noFill/>
-                          <a:ln w="9525">
-                            <a:noFill/>
-                            <a:headEnd/>
-                            <a:tailEnd/>
-                          </a:ln>
-                        </pic:spPr>
-                      </pic:pic>
-                    </a:graphicData>
-                  </a:graphic>
-                </wp:inline>
-              </w:drawing>
-            </w:r>
-            <w:r>
-              <w:t xml:space="preserve"> </w:t>
-            </w:r>
-            <w:r>
-              <w:t xml:space="preserve"> </w:t>
-            </w:r>
-            <w:r>
-              <w:t xml:space="preserve">Tip</w:t>
-            </w:r>
-          </w:p>
-        </w:tc>
-      </w:tr>
-      <w:tr>
-        <w:trPr>
-          <w:cantSplit/>
-        </w:trPr>
-        <w:tc>
-          <w:tcPr>
-            <w:tcMar>
-              <w:top w:w="108" w:type="dxa"/>
-              <w:bottom w:w="108" w:type="dxa"/>
-            </w:tcMar>
-          </w:tcPr>
-          <w:p>
-            <w:pPr>
-              <w:pStyle w:val="BodyText"/>
-            </w:pPr>
-            <w:pPr>
-              <w:spacing w:before="16"/>
-            </w:pPr>
-            <w:r>
-              <w:rPr>
-                <w:b/>
-                <w:bCs/>
-              </w:rPr>
-              <w:t xml:space="preserve">🚀 If you finish early:</w:t>
-            </w:r>
-            <w:r>
-              <w:t xml:space="preserve"> </w:t>
-            </w:r>
-            <w:r>
-              <w:t xml:space="preserve">Refit</w:t>
-            </w:r>
-            <w:r>
-              <w:t xml:space="preserve"> </w:t>
-            </w:r>
-            <w:r>
-              <w:rPr>
-                <w:rStyle w:val="VerbatimChar"/>
-              </w:rPr>
-              <w:t xml:space="preserve">mixed_model</w:t>
-            </w:r>
-            <w:r>
-              <w:t xml:space="preserve"> </w:t>
-            </w:r>
-            <w:r>
-              <w:t xml:space="preserve">using</w:t>
-            </w:r>
-            <w:r>
-              <w:t xml:space="preserve"> </w:t>
-            </w:r>
-            <w:r>
-              <w:rPr>
-                <w:rStyle w:val="VerbatimChar"/>
-              </w:rPr>
-              <w:t xml:space="preserve">(1|treat:patch)</w:t>
-            </w:r>
-            <w:r>
-              <w:t xml:space="preserve"> </w:t>
-            </w:r>
-            <w:r>
-              <w:t xml:space="preserve">instead of</w:t>
-            </w:r>
-            <w:r>
-              <w:t xml:space="preserve"> </w:t>
-            </w:r>
-            <w:r>
-              <w:rPr>
-                <w:rStyle w:val="VerbatimChar"/>
-              </w:rPr>
-              <w:t xml:space="preserve">(1|patch)</w:t>
-            </w:r>
-            <w:r>
-              <w:t xml:space="preserve">. Does the model summary change? (Hint: since patch numbers are already unique to a treatment in this dataset, the two notations should behave the same here — but they wouldn’t if patch IDs were reused across treatments.)</w:t>
-            </w:r>
-          </w:p>
-          <w:p>
-            <w:pPr>
-              <w:pStyle w:val="SourceCode"/>
-            </w:pPr>
-            <w:r>
-              <w:rPr>
-                <w:rStyle w:val="CommentTok"/>
-              </w:rPr>
-              <w:t xml:space="preserve"># Write your code here:</w:t>
-            </w:r>
-          </w:p>
-          <w:p/>
-        </w:tc>
-      </w:tr>
-    </w:tbl>
     <w:p>
       <w:r>
         <w:pict>
@@ -3386,1034 +2651,14 @@
         </w:pict>
       </w:r>
     </w:p>
-    <w:bookmarkEnd w:id="16"/>
-    <w:bookmarkStart w:id="19" w:name="part-4-model-diagnostics"/>
+    <w:bookmarkEnd w:id="13"/>
+    <w:bookmarkStart w:id="17" w:name="part-4-visualization-and-reporting"/>
     <w:p>
       <w:pPr>
         <w:pStyle w:val="Heading1"/>
       </w:pPr>
       <w:r>
-        <w:t xml:space="preserve">Part 4 · Model Diagnostics</w:t>
-      </w:r>
-    </w:p>
-    <w:p>
-      <w:pPr>
-        <w:pStyle w:val="FirstParagraph"/>
-      </w:pPr>
-      <w:r>
-        <w:rPr>
-          <w:b/>
-          <w:bCs/>
-        </w:rPr>
-        <w:t xml:space="preserve">▶ Run this</w:t>
-      </w:r>
-      <w:r>
-        <w:t xml:space="preserve"> </w:t>
-      </w:r>
-      <w:r>
-        <w:t xml:space="preserve">— DHARMa’s simulation-based diagnostics, purpose-built for mixed models:</w:t>
-      </w:r>
-    </w:p>
-    <w:p>
-      <w:pPr>
-        <w:pStyle w:val="SourceCode"/>
-      </w:pPr>
-      <w:r>
-        <w:rPr>
-          <w:rStyle w:val="FunctionTok"/>
-        </w:rPr>
-        <w:t xml:space="preserve">set.seed</w:t>
-      </w:r>
-      <w:r>
-        <w:rPr>
-          <w:rStyle w:val="NormalTok"/>
-        </w:rPr>
-        <w:t xml:space="preserve">(</w:t>
-      </w:r>
-      <w:r>
-        <w:rPr>
-          <w:rStyle w:val="DecValTok"/>
-        </w:rPr>
-        <w:t xml:space="preserve">123</w:t>
-      </w:r>
-      <w:r>
-        <w:rPr>
-          <w:rStyle w:val="NormalTok"/>
-        </w:rPr>
-        <w:t xml:space="preserve">)</w:t>
-      </w:r>
-      <w:r>
-        <w:br/>
-      </w:r>
-      <w:r>
-        <w:rPr>
-          <w:rStyle w:val="NormalTok"/>
-        </w:rPr>
-        <w:t xml:space="preserve">simulation_output </w:t>
-      </w:r>
-      <w:r>
-        <w:rPr>
-          <w:rStyle w:val="OtherTok"/>
-        </w:rPr>
-        <w:t xml:space="preserve">&lt;-</w:t>
-      </w:r>
-      <w:r>
-        <w:rPr>
-          <w:rStyle w:val="NormalTok"/>
-        </w:rPr>
-        <w:t xml:space="preserve"> </w:t>
-      </w:r>
-      <w:r>
-        <w:rPr>
-          <w:rStyle w:val="FunctionTok"/>
-        </w:rPr>
-        <w:t xml:space="preserve">simulateResiduals</w:t>
-      </w:r>
-      <w:r>
-        <w:rPr>
-          <w:rStyle w:val="NormalTok"/>
-        </w:rPr>
-        <w:t xml:space="preserve">(</w:t>
-      </w:r>
-      <w:r>
-        <w:rPr>
-          <w:rStyle w:val="AttributeTok"/>
-        </w:rPr>
-        <w:t xml:space="preserve">fittedModel =</w:t>
-      </w:r>
-      <w:r>
-        <w:rPr>
-          <w:rStyle w:val="NormalTok"/>
-        </w:rPr>
-        <w:t xml:space="preserve"> mixed_model,</w:t>
-      </w:r>
-      <w:r>
-        <w:br/>
-      </w:r>
-      <w:r>
-        <w:rPr>
-          <w:rStyle w:val="NormalTok"/>
-        </w:rPr>
-        <w:t xml:space="preserve">                                       </w:t>
-      </w:r>
-      <w:r>
-        <w:rPr>
-          <w:rStyle w:val="AttributeTok"/>
-        </w:rPr>
-        <w:t xml:space="preserve">plot =</w:t>
-      </w:r>
-      <w:r>
-        <w:rPr>
-          <w:rStyle w:val="NormalTok"/>
-        </w:rPr>
-        <w:t xml:space="preserve"> </w:t>
-      </w:r>
-      <w:r>
-        <w:rPr>
-          <w:rStyle w:val="ConstantTok"/>
-        </w:rPr>
-        <w:t xml:space="preserve">FALSE</w:t>
-      </w:r>
-      <w:r>
-        <w:rPr>
-          <w:rStyle w:val="NormalTok"/>
-        </w:rPr>
-        <w:t xml:space="preserve">)</w:t>
-      </w:r>
-      <w:r>
-        <w:br/>
-      </w:r>
-      <w:r>
-        <w:br/>
-      </w:r>
-      <w:r>
-        <w:rPr>
-          <w:rStyle w:val="FunctionTok"/>
-        </w:rPr>
-        <w:t xml:space="preserve">plotQQunif</w:t>
-      </w:r>
-      <w:r>
-        <w:rPr>
-          <w:rStyle w:val="NormalTok"/>
-        </w:rPr>
-        <w:t xml:space="preserve">(simulation_output)</w:t>
-      </w:r>
-      <w:r>
-        <w:br/>
-      </w:r>
-      <w:r>
-        <w:rPr>
-          <w:rStyle w:val="FunctionTok"/>
-        </w:rPr>
-        <w:t xml:space="preserve">plotResiduals</w:t>
-      </w:r>
-      <w:r>
-        <w:rPr>
-          <w:rStyle w:val="NormalTok"/>
-        </w:rPr>
-        <w:t xml:space="preserve">(simulation_output)</w:t>
-      </w:r>
-      <w:r>
-        <w:br/>
-      </w:r>
-      <w:r>
-        <w:br/>
-      </w:r>
-      <w:r>
-        <w:rPr>
-          <w:rStyle w:val="FunctionTok"/>
-        </w:rPr>
-        <w:t xml:space="preserve">testDispersion</w:t>
-      </w:r>
-      <w:r>
-        <w:rPr>
-          <w:rStyle w:val="NormalTok"/>
-        </w:rPr>
-        <w:t xml:space="preserve">(simulation_output)</w:t>
-      </w:r>
-      <w:r>
-        <w:br/>
-      </w:r>
-      <w:r>
-        <w:rPr>
-          <w:rStyle w:val="FunctionTok"/>
-        </w:rPr>
-        <w:t xml:space="preserve">testOutliers</w:t>
-      </w:r>
-      <w:r>
-        <w:rPr>
-          <w:rStyle w:val="NormalTok"/>
-        </w:rPr>
-        <w:t xml:space="preserve">(simulation_output)</w:t>
-      </w:r>
-    </w:p>
-    <w:p>
-      <w:pPr>
-        <w:pStyle w:val="FirstParagraph"/>
-      </w:pPr>
-      <w:r>
-        <w:rPr>
-          <w:b/>
-          <w:bCs/>
-        </w:rPr>
-        <w:t xml:space="preserve">▶ Run this</w:t>
-      </w:r>
-      <w:r>
-        <w:t xml:space="preserve"> </w:t>
-      </w:r>
-      <w:r>
-        <w:t xml:space="preserve">— a couple of other useful diagnostic views:</w:t>
-      </w:r>
-    </w:p>
-    <w:p>
-      <w:pPr>
-        <w:pStyle w:val="SourceCode"/>
-      </w:pPr>
-      <w:r>
-        <w:rPr>
-          <w:rStyle w:val="FunctionTok"/>
-        </w:rPr>
-        <w:t xml:space="preserve">plot</w:t>
-      </w:r>
-      <w:r>
-        <w:rPr>
-          <w:rStyle w:val="NormalTok"/>
-        </w:rPr>
-        <w:t xml:space="preserve">(mixed_model, </w:t>
-      </w:r>
-      <w:r>
-        <w:rPr>
-          <w:rStyle w:val="AttributeTok"/>
-        </w:rPr>
-        <w:t xml:space="preserve">type =</w:t>
-      </w:r>
-      <w:r>
-        <w:rPr>
-          <w:rStyle w:val="NormalTok"/>
-        </w:rPr>
-        <w:t xml:space="preserve"> </w:t>
-      </w:r>
-      <w:r>
-        <w:rPr>
-          <w:rStyle w:val="FunctionTok"/>
-        </w:rPr>
-        <w:t xml:space="preserve">c</w:t>
-      </w:r>
-      <w:r>
-        <w:rPr>
-          <w:rStyle w:val="NormalTok"/>
-        </w:rPr>
-        <w:t xml:space="preserve">(</w:t>
-      </w:r>
-      <w:r>
-        <w:rPr>
-          <w:rStyle w:val="StringTok"/>
-        </w:rPr>
-        <w:t xml:space="preserve">"p"</w:t>
-      </w:r>
-      <w:r>
-        <w:rPr>
-          <w:rStyle w:val="NormalTok"/>
-        </w:rPr>
-        <w:t xml:space="preserve">, </w:t>
-      </w:r>
-      <w:r>
-        <w:rPr>
-          <w:rStyle w:val="StringTok"/>
-        </w:rPr>
-        <w:t xml:space="preserve">"smooth"</w:t>
-      </w:r>
-      <w:r>
-        <w:rPr>
-          <w:rStyle w:val="NormalTok"/>
-        </w:rPr>
-        <w:t xml:space="preserve">))</w:t>
-      </w:r>
-      <w:r>
-        <w:br/>
-      </w:r>
-      <w:r>
-        <w:br/>
-      </w:r>
-      <w:r>
-        <w:rPr>
-          <w:rStyle w:val="CommentTok"/>
-        </w:rPr>
-        <w:t xml:space="preserve"># Cook's-distance-style influence plot (values &gt; 0.5 are worth a look)</w:t>
-      </w:r>
-      <w:r>
-        <w:br/>
-      </w:r>
-      <w:r>
-        <w:rPr>
-          <w:rStyle w:val="NormalTok"/>
-        </w:rPr>
-        <w:t xml:space="preserve">car</w:t>
-      </w:r>
-      <w:r>
-        <w:rPr>
-          <w:rStyle w:val="SpecialCharTok"/>
-        </w:rPr>
-        <w:t xml:space="preserve">::</w:t>
-      </w:r>
-      <w:r>
-        <w:rPr>
-          <w:rStyle w:val="FunctionTok"/>
-        </w:rPr>
-        <w:t xml:space="preserve">influencePlot</w:t>
-      </w:r>
-      <w:r>
-        <w:rPr>
-          <w:rStyle w:val="NormalTok"/>
-        </w:rPr>
-        <w:t xml:space="preserve">(mixed_model)</w:t>
-      </w:r>
-      <w:r>
-        <w:br/>
-      </w:r>
-      <w:r>
-        <w:br/>
-      </w:r>
-      <w:r>
-        <w:rPr>
-          <w:rStyle w:val="CommentTok"/>
-        </w:rPr>
-        <w:t xml:space="preserve"># Coefficient plot for the fixed effects</w:t>
-      </w:r>
-      <w:r>
-        <w:br/>
-      </w:r>
-      <w:r>
-        <w:rPr>
-          <w:rStyle w:val="NormalTok"/>
-        </w:rPr>
-        <w:t xml:space="preserve">dotwhisker</w:t>
-      </w:r>
-      <w:r>
-        <w:rPr>
-          <w:rStyle w:val="SpecialCharTok"/>
-        </w:rPr>
-        <w:t xml:space="preserve">::</w:t>
-      </w:r>
-      <w:r>
-        <w:rPr>
-          <w:rStyle w:val="FunctionTok"/>
-        </w:rPr>
-        <w:t xml:space="preserve">dwplot</w:t>
-      </w:r>
-      <w:r>
-        <w:rPr>
-          <w:rStyle w:val="NormalTok"/>
-        </w:rPr>
-        <w:t xml:space="preserve">(mixed_model, </w:t>
-      </w:r>
-      <w:r>
-        <w:rPr>
-          <w:rStyle w:val="AttributeTok"/>
-        </w:rPr>
-        <w:t xml:space="preserve">effects =</w:t>
-      </w:r>
-      <w:r>
-        <w:rPr>
-          <w:rStyle w:val="NormalTok"/>
-        </w:rPr>
-        <w:t xml:space="preserve"> </w:t>
-      </w:r>
-      <w:r>
-        <w:rPr>
-          <w:rStyle w:val="StringTok"/>
-        </w:rPr>
-        <w:t xml:space="preserve">"fixed"</w:t>
-      </w:r>
-      <w:r>
-        <w:rPr>
-          <w:rStyle w:val="NormalTok"/>
-        </w:rPr>
-        <w:t xml:space="preserve">) </w:t>
-      </w:r>
-      <w:r>
-        <w:rPr>
-          <w:rStyle w:val="SpecialCharTok"/>
-        </w:rPr>
-        <w:t xml:space="preserve">+</w:t>
-      </w:r>
-      <w:r>
-        <w:br/>
-      </w:r>
-      <w:r>
-        <w:rPr>
-          <w:rStyle w:val="NormalTok"/>
-        </w:rPr>
-        <w:t xml:space="preserve">  </w:t>
-      </w:r>
-      <w:r>
-        <w:rPr>
-          <w:rStyle w:val="FunctionTok"/>
-        </w:rPr>
-        <w:t xml:space="preserve">geom_vline</w:t>
-      </w:r>
-      <w:r>
-        <w:rPr>
-          <w:rStyle w:val="NormalTok"/>
-        </w:rPr>
-        <w:t xml:space="preserve">(</w:t>
-      </w:r>
-      <w:r>
-        <w:rPr>
-          <w:rStyle w:val="AttributeTok"/>
-        </w:rPr>
-        <w:t xml:space="preserve">xintercept =</w:t>
-      </w:r>
-      <w:r>
-        <w:rPr>
-          <w:rStyle w:val="NormalTok"/>
-        </w:rPr>
-        <w:t xml:space="preserve"> </w:t>
-      </w:r>
-      <w:r>
-        <w:rPr>
-          <w:rStyle w:val="DecValTok"/>
-        </w:rPr>
-        <w:t xml:space="preserve">0</w:t>
-      </w:r>
-      <w:r>
-        <w:rPr>
-          <w:rStyle w:val="NormalTok"/>
-        </w:rPr>
-        <w:t xml:space="preserve">, </w:t>
-      </w:r>
-      <w:r>
-        <w:rPr>
-          <w:rStyle w:val="AttributeTok"/>
-        </w:rPr>
-        <w:t xml:space="preserve">color =</w:t>
-      </w:r>
-      <w:r>
-        <w:rPr>
-          <w:rStyle w:val="NormalTok"/>
-        </w:rPr>
-        <w:t xml:space="preserve"> </w:t>
-      </w:r>
-      <w:r>
-        <w:rPr>
-          <w:rStyle w:val="StringTok"/>
-        </w:rPr>
-        <w:t xml:space="preserve">"darkblue"</w:t>
-      </w:r>
-      <w:r>
-        <w:rPr>
-          <w:rStyle w:val="NormalTok"/>
-        </w:rPr>
-        <w:t xml:space="preserve">, </w:t>
-      </w:r>
-      <w:r>
-        <w:rPr>
-          <w:rStyle w:val="AttributeTok"/>
-        </w:rPr>
-        <w:t xml:space="preserve">linewidth =</w:t>
-      </w:r>
-      <w:r>
-        <w:rPr>
-          <w:rStyle w:val="NormalTok"/>
-        </w:rPr>
-        <w:t xml:space="preserve"> </w:t>
-      </w:r>
-      <w:r>
-        <w:rPr>
-          <w:rStyle w:val="DecValTok"/>
-        </w:rPr>
-        <w:t xml:space="preserve">1</w:t>
-      </w:r>
-      <w:r>
-        <w:rPr>
-          <w:rStyle w:val="NormalTok"/>
-        </w:rPr>
-        <w:t xml:space="preserve">)</w:t>
-      </w:r>
-      <w:r>
-        <w:br/>
-      </w:r>
-      <w:r>
-        <w:br/>
-      </w:r>
-      <w:r>
-        <w:rPr>
-          <w:rStyle w:val="CommentTok"/>
-        </w:rPr>
-        <w:t xml:space="preserve"># Variance components</w:t>
-      </w:r>
-      <w:r>
-        <w:br/>
-      </w:r>
-      <w:r>
-        <w:rPr>
-          <w:rStyle w:val="FunctionTok"/>
-        </w:rPr>
-        <w:t xml:space="preserve">VarCorr</w:t>
-      </w:r>
-      <w:r>
-        <w:rPr>
-          <w:rStyle w:val="NormalTok"/>
-        </w:rPr>
-        <w:t xml:space="preserve">(mixed_model)</w:t>
-      </w:r>
-    </w:p>
-    <w:p>
-      <w:pPr>
-        <w:pStyle w:val="FirstParagraph"/>
-      </w:pPr>
-      <w:r>
-        <w:t xml:space="preserve">✏️</w:t>
-      </w:r>
-      <w:r>
-        <w:t xml:space="preserve"> </w:t>
-      </w:r>
-      <w:r>
-        <w:rPr>
-          <w:b/>
-          <w:bCs/>
-        </w:rPr>
-        <w:t xml:space="preserve">Your turn:</w:t>
-      </w:r>
-      <w:r>
-        <w:t xml:space="preserve"> </w:t>
-      </w:r>
-      <w:r>
-        <w:t xml:space="preserve">From</w:t>
-      </w:r>
-      <w:r>
-        <w:t xml:space="preserve"> </w:t>
-      </w:r>
-      <w:r>
-        <w:rPr>
-          <w:rStyle w:val="VerbatimChar"/>
-        </w:rPr>
-        <w:t xml:space="preserve">VarCorr(mixed_model)</w:t>
-      </w:r>
-      <w:r>
-        <w:t xml:space="preserve">, how does the variance attributed to</w:t>
-      </w:r>
-      <w:r>
-        <w:t xml:space="preserve"> </w:t>
-      </w:r>
-      <w:r>
-        <w:rPr>
-          <w:rStyle w:val="VerbatimChar"/>
-        </w:rPr>
-        <w:t xml:space="preserve">patch</w:t>
-      </w:r>
-      <w:r>
-        <w:t xml:space="preserve"> </w:t>
-      </w:r>
-      <w:r>
-        <w:t xml:space="preserve">compare to the residual variance? What does that tell you about spatial heterogeneity in this system?</w:t>
-      </w:r>
-      <w:r>
-        <w:t xml:space="preserve"> </w:t>
-      </w:r>
-      <w:r>
-        <w:rPr>
-          <w:rStyle w:val="VerbatimChar"/>
-        </w:rPr>
-        <w:t xml:space="preserve">________________________</w:t>
-      </w:r>
-    </w:p>
-    <w:tbl>
-      <w:tblPr>
-        <w:tblStyle w:val="Table"/>
-        <w:tblLook w:firstRow="0" w:lastRow="0" w:firstColumn="0" w:lastColumn="0" w:noHBand="0" w:noVBand="0" w:val="0000"/>
-        <w:tblBorders>
-          <w:top w:val="single" w:sz="4" w:space="0" w:color="00A047"/>
-          <w:left w:val="single" w:sz="24" w:space="0" w:color="00A047"/>
-          <w:bottom w:val="single" w:sz="4" w:space="0" w:color="00A047"/>
-          <w:right w:val="single" w:sz="4" w:space="0" w:color="00A047"/>
-        </w:tblBorders>
-        <w:tblCellMar>
-          <w:left w:w="144" w:type="dxa"/>
-          <w:right w:w="144" w:type="dxa"/>
-        </w:tblCellMar>
-        <w:tblLook w:firstRow="0" w:lastRow="0" w:firstColumn="0" w:lastColumn="0" w:noHBand="0" w:noVBand="0" w:val="0000"/>
-      </w:tblPr>
-      <w:tr>
-        <w:trPr>
-          <w:cantSplit/>
-        </w:trPr>
-        <w:tc>
-          <w:tcPr>
-            <w:shd w:color="auto" w:fill="ccf1e3" w:val="clear"/>
-            <w:tcMar>
-              <w:top w:w="92" w:type="dxa"/>
-              <w:bottom w:w="92" w:type="dxa"/>
-            </w:tcMar>
-          </w:tcPr>
-          <w:p>
-            <w:pPr>
-              <w:pStyle w:val="BodyText"/>
-            </w:pPr>
-            <w:pPr>
-              <w:spacing w:before="0" w:after="0"/>
-              <w:textAlignment w:val="center"/>
-            </w:pPr>
-            <w:r>
-              <w:drawing>
-                <wp:inline>
-                  <wp:extent cx="152400" cy="152400"/>
-                  <wp:effectExtent b="0" l="0" r="0" t="0"/>
-                  <wp:docPr descr="" title="" id="17" name="Picture"/>
-                  <a:graphic>
-                    <a:graphicData uri="http://schemas.openxmlformats.org/drawingml/2006/picture">
-                      <pic:pic>
-                        <pic:nvPicPr>
-                          <pic:cNvPr descr="/Applications/Positron.app/Contents/Resources/app/quarto/share/formats/docx/tip.png" id="18" name="Picture"/>
-                          <pic:cNvPicPr>
-                            <a:picLocks noChangeArrowheads="1" noChangeAspect="1"/>
-                          </pic:cNvPicPr>
-                        </pic:nvPicPr>
-                        <pic:blipFill>
-                          <a:blip r:embed="rId13"/>
-                          <a:stretch>
-                            <a:fillRect/>
-                          </a:stretch>
-                        </pic:blipFill>
-                        <pic:spPr bwMode="auto">
-                          <a:xfrm>
-                            <a:off x="0" y="0"/>
-                            <a:ext cx="152400" cy="152400"/>
-                          </a:xfrm>
-                          <a:prstGeom prst="rect">
-                            <a:avLst/>
-                          </a:prstGeom>
-                          <a:noFill/>
-                          <a:ln w="9525">
-                            <a:noFill/>
-                            <a:headEnd/>
-                            <a:tailEnd/>
-                          </a:ln>
-                        </pic:spPr>
-                      </pic:pic>
-                    </a:graphicData>
-                  </a:graphic>
-                </wp:inline>
-              </w:drawing>
-            </w:r>
-            <w:r>
-              <w:t xml:space="preserve"> </w:t>
-            </w:r>
-            <w:r>
-              <w:t xml:space="preserve"> </w:t>
-            </w:r>
-            <w:r>
-              <w:t xml:space="preserve">Tip</w:t>
-            </w:r>
-          </w:p>
-        </w:tc>
-      </w:tr>
-      <w:tr>
-        <w:trPr>
-          <w:cantSplit/>
-        </w:trPr>
-        <w:tc>
-          <w:tcPr>
-            <w:tcMar>
-              <w:top w:w="108" w:type="dxa"/>
-              <w:bottom w:w="108" w:type="dxa"/>
-            </w:tcMar>
-          </w:tcPr>
-          <w:p>
-            <w:pPr>
-              <w:pStyle w:val="BodyText"/>
-            </w:pPr>
-            <w:pPr>
-              <w:spacing w:before="16"/>
-            </w:pPr>
-            <w:r>
-              <w:rPr>
-                <w:b/>
-                <w:bCs/>
-              </w:rPr>
-              <w:t xml:space="preserve">🚀 If you finish early:</w:t>
-            </w:r>
-            <w:r>
-              <w:t xml:space="preserve"> </w:t>
-            </w:r>
-            <w:r>
-              <w:t xml:space="preserve">DHARMa’s</w:t>
-            </w:r>
-            <w:r>
-              <w:t xml:space="preserve"> </w:t>
-            </w:r>
-            <w:r>
-              <w:rPr>
-                <w:rStyle w:val="VerbatimChar"/>
-              </w:rPr>
-              <w:t xml:space="preserve">testDispersion()</w:t>
-            </w:r>
-            <w:r>
-              <w:t xml:space="preserve"> </w:t>
-            </w:r>
-            <w:r>
-              <w:t xml:space="preserve">checks for over/under-dispersion. Look up (</w:t>
-            </w:r>
-            <w:r>
-              <w:rPr>
-                <w:rStyle w:val="VerbatimChar"/>
-              </w:rPr>
-              <w:t xml:space="preserve">?testDispersion</w:t>
-            </w:r>
-            <w:r>
-              <w:t xml:space="preserve">) what a significant result would mean, and write a one-sentence summary.</w:t>
-            </w:r>
-          </w:p>
-          <w:p>
-            <w:pPr>
-              <w:pStyle w:val="SourceCode"/>
-            </w:pPr>
-            <w:r>
-              <w:rPr>
-                <w:rStyle w:val="VerbatimChar"/>
-              </w:rPr>
-              <w:t xml:space="preserve">________________________________________________________</w:t>
-            </w:r>
-          </w:p>
-          <w:p/>
-        </w:tc>
-      </w:tr>
-    </w:tbl>
-    <w:p>
-      <w:r>
-        <w:pict>
-          <v:rect style="width:0;height:1.5pt" o:hralign="center" o:hrstd="t" o:hr="t"/>
-        </w:pict>
-      </w:r>
-    </w:p>
-    <w:bookmarkEnd w:id="19"/>
-    <w:bookmarkStart w:id="20" w:name="part-5-post-hoc-comparisons"/>
-    <w:p>
-      <w:pPr>
-        <w:pStyle w:val="Heading1"/>
-      </w:pPr>
-      <w:r>
-        <w:t xml:space="preserve">Part 5 · Post-Hoc Comparisons</w:t>
-      </w:r>
-    </w:p>
-    <w:p>
-      <w:pPr>
-        <w:pStyle w:val="FirstParagraph"/>
-      </w:pPr>
-      <w:r>
-        <w:rPr>
-          <w:b/>
-          <w:bCs/>
-        </w:rPr>
-        <w:t xml:space="preserve">▶ Run this:</w:t>
-      </w:r>
-    </w:p>
-    <w:p>
-      <w:pPr>
-        <w:pStyle w:val="SourceCode"/>
-      </w:pPr>
-      <w:r>
-        <w:rPr>
-          <w:rStyle w:val="NormalTok"/>
-        </w:rPr>
-        <w:t xml:space="preserve">emm </w:t>
-      </w:r>
-      <w:r>
-        <w:rPr>
-          <w:rStyle w:val="OtherTok"/>
-        </w:rPr>
-        <w:t xml:space="preserve">&lt;-</w:t>
-      </w:r>
-      <w:r>
-        <w:rPr>
-          <w:rStyle w:val="NormalTok"/>
-        </w:rPr>
-        <w:t xml:space="preserve"> </w:t>
-      </w:r>
-      <w:r>
-        <w:rPr>
-          <w:rStyle w:val="FunctionTok"/>
-        </w:rPr>
-        <w:t xml:space="preserve">emmeans</w:t>
-      </w:r>
-      <w:r>
-        <w:rPr>
-          <w:rStyle w:val="NormalTok"/>
-        </w:rPr>
-        <w:t xml:space="preserve">(nested_model, </w:t>
-      </w:r>
-      <w:r>
-        <w:rPr>
-          <w:rStyle w:val="SpecialCharTok"/>
-        </w:rPr>
-        <w:t xml:space="preserve">~</w:t>
-      </w:r>
-      <w:r>
-        <w:rPr>
-          <w:rStyle w:val="NormalTok"/>
-        </w:rPr>
-        <w:t xml:space="preserve"> treat)</w:t>
-      </w:r>
-      <w:r>
-        <w:br/>
-      </w:r>
-      <w:r>
-        <w:rPr>
-          <w:rStyle w:val="FunctionTok"/>
-        </w:rPr>
-        <w:t xml:space="preserve">summary</w:t>
-      </w:r>
-      <w:r>
-        <w:rPr>
-          <w:rStyle w:val="NormalTok"/>
-        </w:rPr>
-        <w:t xml:space="preserve">(emm)</w:t>
-      </w:r>
-      <w:r>
-        <w:br/>
-      </w:r>
-      <w:r>
-        <w:br/>
-      </w:r>
-      <w:r>
-        <w:rPr>
-          <w:rStyle w:val="NormalTok"/>
-        </w:rPr>
-        <w:t xml:space="preserve">pairs_result </w:t>
-      </w:r>
-      <w:r>
-        <w:rPr>
-          <w:rStyle w:val="OtherTok"/>
-        </w:rPr>
-        <w:t xml:space="preserve">&lt;-</w:t>
-      </w:r>
-      <w:r>
-        <w:rPr>
-          <w:rStyle w:val="NormalTok"/>
-        </w:rPr>
-        <w:t xml:space="preserve"> </w:t>
-      </w:r>
-      <w:r>
-        <w:rPr>
-          <w:rStyle w:val="FunctionTok"/>
-        </w:rPr>
-        <w:t xml:space="preserve">pairs</w:t>
-      </w:r>
-      <w:r>
-        <w:rPr>
-          <w:rStyle w:val="NormalTok"/>
-        </w:rPr>
-        <w:t xml:space="preserve">(emm, </w:t>
-      </w:r>
-      <w:r>
-        <w:rPr>
-          <w:rStyle w:val="AttributeTok"/>
-        </w:rPr>
-        <w:t xml:space="preserve">adjust =</w:t>
-      </w:r>
-      <w:r>
-        <w:rPr>
-          <w:rStyle w:val="NormalTok"/>
-        </w:rPr>
-        <w:t xml:space="preserve"> </w:t>
-      </w:r>
-      <w:r>
-        <w:rPr>
-          <w:rStyle w:val="StringTok"/>
-        </w:rPr>
-        <w:t xml:space="preserve">"sidak"</w:t>
-      </w:r>
-      <w:r>
-        <w:rPr>
-          <w:rStyle w:val="NormalTok"/>
-        </w:rPr>
-        <w:t xml:space="preserve">)</w:t>
-      </w:r>
-      <w:r>
-        <w:br/>
-      </w:r>
-      <w:r>
-        <w:rPr>
-          <w:rStyle w:val="NormalTok"/>
-        </w:rPr>
-        <w:t xml:space="preserve">pairs_result</w:t>
-      </w:r>
-      <w:r>
-        <w:br/>
-      </w:r>
-      <w:r>
-        <w:br/>
-      </w:r>
-      <w:r>
-        <w:rPr>
-          <w:rStyle w:val="NormalTok"/>
-        </w:rPr>
-        <w:t xml:space="preserve">cld_result </w:t>
-      </w:r>
-      <w:r>
-        <w:rPr>
-          <w:rStyle w:val="OtherTok"/>
-        </w:rPr>
-        <w:t xml:space="preserve">&lt;-</w:t>
-      </w:r>
-      <w:r>
-        <w:rPr>
-          <w:rStyle w:val="NormalTok"/>
-        </w:rPr>
-        <w:t xml:space="preserve"> multcomp</w:t>
-      </w:r>
-      <w:r>
-        <w:rPr>
-          <w:rStyle w:val="SpecialCharTok"/>
-        </w:rPr>
-        <w:t xml:space="preserve">::</w:t>
-      </w:r>
-      <w:r>
-        <w:rPr>
-          <w:rStyle w:val="FunctionTok"/>
-        </w:rPr>
-        <w:t xml:space="preserve">cld</w:t>
-      </w:r>
-      <w:r>
-        <w:rPr>
-          <w:rStyle w:val="NormalTok"/>
-        </w:rPr>
-        <w:t xml:space="preserve">(emm, </w:t>
-      </w:r>
-      <w:r>
-        <w:rPr>
-          <w:rStyle w:val="AttributeTok"/>
-        </w:rPr>
-        <w:t xml:space="preserve">alpha =</w:t>
-      </w:r>
-      <w:r>
-        <w:rPr>
-          <w:rStyle w:val="NormalTok"/>
-        </w:rPr>
-        <w:t xml:space="preserve"> </w:t>
-      </w:r>
-      <w:r>
-        <w:rPr>
-          <w:rStyle w:val="FloatTok"/>
-        </w:rPr>
-        <w:t xml:space="preserve">0.05</w:t>
-      </w:r>
-      <w:r>
-        <w:rPr>
-          <w:rStyle w:val="NormalTok"/>
-        </w:rPr>
-        <w:t xml:space="preserve">, </w:t>
-      </w:r>
-      <w:r>
-        <w:rPr>
-          <w:rStyle w:val="AttributeTok"/>
-        </w:rPr>
-        <w:t xml:space="preserve">Letters =</w:t>
-      </w:r>
-      <w:r>
-        <w:rPr>
-          <w:rStyle w:val="NormalTok"/>
-        </w:rPr>
-        <w:t xml:space="preserve"> letters)</w:t>
-      </w:r>
-      <w:r>
-        <w:br/>
-      </w:r>
-      <w:r>
-        <w:rPr>
-          <w:rStyle w:val="NormalTok"/>
-        </w:rPr>
-        <w:t xml:space="preserve">cld_result</w:t>
-      </w:r>
-    </w:p>
-    <w:p>
-      <w:pPr>
-        <w:pStyle w:val="FirstParagraph"/>
-      </w:pPr>
-      <w:r>
-        <w:t xml:space="preserve">✏️</w:t>
-      </w:r>
-      <w:r>
-        <w:t xml:space="preserve"> </w:t>
-      </w:r>
-      <w:r>
-        <w:rPr>
-          <w:b/>
-          <w:bCs/>
-        </w:rPr>
-        <w:t xml:space="preserve">Your turn:</w:t>
-      </w:r>
-      <w:r>
-        <w:t xml:space="preserve"> </w:t>
-      </w:r>
-      <w:r>
-        <w:t xml:space="preserve">Mean algae cover for Control (1.30%) looks much lower than the reduced-density treatments (66%: 21.55%, 33%: 19.00%, Removed: 39.20%). Based on your compact letter display, are any of those differences actually statistically significant at α = 0.05?</w:t>
-      </w:r>
-      <w:r>
-        <w:t xml:space="preserve"> </w:t>
-      </w:r>
-      <w:r>
-        <w:rPr>
-          <w:rStyle w:val="VerbatimChar"/>
-        </w:rPr>
-        <w:t xml:space="preserve">________________________</w:t>
-      </w:r>
-    </w:p>
-    <w:p>
-      <w:r>
-        <w:pict>
-          <v:rect style="width:0;height:1.5pt" o:hralign="center" o:hrstd="t" o:hr="t"/>
-        </w:pict>
-      </w:r>
-    </w:p>
-    <w:bookmarkEnd w:id="20"/>
-    <w:bookmarkStart w:id="24" w:name="part-6-visualization-and-reporting"/>
-    <w:p>
-      <w:pPr>
-        <w:pStyle w:val="Heading1"/>
-      </w:pPr>
-      <w:r>
-        <w:t xml:space="preserve">Part 6 · Visualization and Reporting</w:t>
+        <w:t xml:space="preserve">Part 4 · Visualization and Reporting</w:t>
       </w:r>
     </w:p>
     <w:p>
@@ -6057,18 +4302,18 @@
                 <wp:inline>
                   <wp:extent cx="152400" cy="152400"/>
                   <wp:effectExtent b="0" l="0" r="0" t="0"/>
-                  <wp:docPr descr="" title="" id="22" name="Picture"/>
+                  <wp:docPr descr="" title="" id="15" name="Picture"/>
                   <a:graphic>
                     <a:graphicData uri="http://schemas.openxmlformats.org/drawingml/2006/picture">
                       <pic:pic>
                         <pic:nvPicPr>
-                          <pic:cNvPr descr="/Applications/Positron.app/Contents/Resources/app/quarto/share/formats/docx/note.png" id="23" name="Picture"/>
+                          <pic:cNvPr descr="/Applications/Positron.app/Contents/Resources/app/quarto/share/formats/docx/note.png" id="16" name="Picture"/>
                           <pic:cNvPicPr>
                             <a:picLocks noChangeArrowheads="1" noChangeAspect="1"/>
                           </pic:cNvPicPr>
                         </pic:nvPicPr>
                         <pic:blipFill>
-                          <a:blip r:embed="rId21"/>
+                          <a:blip r:embed="rId14"/>
                           <a:stretch>
                             <a:fillRect/>
                           </a:stretch>
@@ -6140,19 +4385,22 @@
               <w:spacing w:after="16"/>
             </w:pPr>
             <w:r>
-              <w:t xml:space="preserve">This nested ANOVA reveals substantial spatial heterogeneity in algae cover, with significant variation among patches within each treatment. Whether the urchin-density treatment effect itself reaches significance depends on which test (F vs. Chi-square) and which model specification you use — a good reminder that</w:t>
+              <w:t xml:space="preserve">This nested ANOVA reveals substantial spatial heterogeneity in algae cover, with significant variation among patches within each treatment. The substantial patch-to-patch variability shown in Part 2’s ANOVA table is exactly why</w:t>
             </w:r>
             <w:r>
               <w:t xml:space="preserve"> </w:t>
             </w:r>
             <w:r>
-              <w:t xml:space="preserve">“significant”</w:t>
+              <w:rPr>
+                <w:rStyle w:val="VerbatimChar"/>
+              </w:rPr>
+              <w:t xml:space="preserve">patch</w:t>
             </w:r>
             <w:r>
               <w:t xml:space="preserve"> </w:t>
             </w:r>
             <w:r>
-              <w:t xml:space="preserve">is sensitive to analytical choices in nested designs. The substantial variance component associated with patches nested within treatments shows why spatial heterogeneity needs to be accounted for when designing and analyzing ecological field experiments.</w:t>
+              <w:t xml:space="preserve">needed to be modeled explicitly, rather than being pooled into the residual — a good reminder that pseudoreplication doesn’t just bias your F-test, it hides real biological variation.</w:t>
             </w:r>
           </w:p>
           <w:p/>
@@ -6180,7 +4428,7 @@
         <w:t xml:space="preserve"> </w:t>
       </w:r>
       <w:r>
-        <w:t xml:space="preserve">Write a 2–3 sentence results paragraph for this analysis, using your own F-statistic, df, p-value, and variance component numbers from Parts 3–4.</w:t>
+        <w:t xml:space="preserve">Write a 2–3 sentence results paragraph for this analysis, using your own F-statistic, df, and p-value from Part 2.</w:t>
       </w:r>
     </w:p>
     <w:p>
@@ -6210,14 +4458,14 @@
         </w:pict>
       </w:r>
     </w:p>
-    <w:bookmarkEnd w:id="24"/>
-    <w:bookmarkStart w:id="25" w:name="part-7-comparing-the-two-approaches"/>
+    <w:bookmarkEnd w:id="17"/>
+    <w:bookmarkStart w:id="20" w:name="review-and-checkpoint"/>
     <w:p>
       <w:pPr>
         <w:pStyle w:val="Heading1"/>
       </w:pPr>
       <w:r>
-        <w:t xml:space="preserve">Part 7 · Comparing the Two Approaches</w:t>
+        <w:t xml:space="preserve">Review and checkpoint</w:t>
       </w:r>
     </w:p>
     <w:p>
@@ -6225,79 +4473,19 @@
         <w:pStyle w:val="FirstParagraph"/>
       </w:pPr>
       <w:r>
-        <w:t xml:space="preserve">The linear mixed-model approach (</w:t>
-      </w:r>
-      <w:r>
-        <w:rPr>
-          <w:rStyle w:val="VerbatimChar"/>
-        </w:rPr>
-        <w:t xml:space="preserve">lmer</w:t>
-      </w:r>
-      <w:r>
-        <w:t xml:space="preserve">) gives similar results to the traditional nested ANOVA (</w:t>
-      </w:r>
-      <w:r>
-        <w:rPr>
-          <w:rStyle w:val="VerbatimChar"/>
-        </w:rPr>
-        <w:t xml:space="preserve">aov</w:t>
-      </w:r>
-      <w:r>
-        <w:t xml:space="preserve"> </w:t>
-      </w:r>
-      <w:r>
-        <w:t xml:space="preserve">with an</w:t>
-      </w:r>
-      <w:r>
-        <w:t xml:space="preserve"> </w:t>
-      </w:r>
-      <w:r>
-        <w:rPr>
-          <w:rStyle w:val="VerbatimChar"/>
-        </w:rPr>
-        <w:t xml:space="preserve">Error()</w:t>
-      </w:r>
-      <w:r>
-        <w:t xml:space="preserve"> </w:t>
-      </w:r>
-      <w:r>
-        <w:t xml:space="preserve">term). The main advantage of the mixed-model approach is its more elegant handling of random effects, easier extension to unbalanced or more complex designs, and the extensive diagnostic tools available through packages like</w:t>
-      </w:r>
-      <w:r>
-        <w:t xml:space="preserve"> </w:t>
-      </w:r>
-      <w:r>
-        <w:rPr>
-          <w:rStyle w:val="VerbatimChar"/>
-        </w:rPr>
-        <w:t xml:space="preserve">DHARMa</w:t>
-      </w:r>
-      <w:r>
-        <w:t xml:space="preserve">.</w:t>
+        <w:t xml:space="preserve">At this point you can:</w:t>
       </w:r>
     </w:p>
     <w:p>
       <w:pPr>
-        <w:pStyle w:val="BodyText"/>
-      </w:pPr>
-      <w:r>
-        <w:t xml:space="preserve">✏️</w:t>
-      </w:r>
-      <w:r>
-        <w:t xml:space="preserve"> </w:t>
-      </w:r>
-      <w:r>
-        <w:rPr>
-          <w:b/>
-          <w:bCs/>
-        </w:rPr>
-        <w:t xml:space="preserve">Your turn:</w:t>
-      </w:r>
-      <w:r>
-        <w:t xml:space="preserve"> </w:t>
-      </w:r>
-      <w:r>
-        <w:t xml:space="preserve">Compare the p-value for</w:t>
+        <w:pStyle w:val="Compact"/>
+        <w:numPr>
+          <w:ilvl w:val="0"/>
+          <w:numId w:val="1001"/>
+        </w:numPr>
+      </w:pPr>
+      <w:r>
+        <w:t xml:space="preserve">Explain why</w:t>
       </w:r>
       <w:r>
         <w:t xml:space="preserve"> </w:t>
@@ -6306,77 +4494,28 @@
         <w:rPr>
           <w:rStyle w:val="VerbatimChar"/>
         </w:rPr>
+        <w:t xml:space="preserve">patch</w:t>
+      </w:r>
+      <w:r>
+        <w:t xml:space="preserve"> </w:t>
+      </w:r>
+      <w:r>
+        <w:t xml:space="preserve">nested in</w:t>
+      </w:r>
+      <w:r>
+        <w:t xml:space="preserve"> </w:t>
+      </w:r>
+      <w:r>
+        <w:rPr>
+          <w:rStyle w:val="VerbatimChar"/>
+        </w:rPr>
         <w:t xml:space="preserve">treat</w:t>
       </w:r>
       <w:r>
         <w:t xml:space="preserve"> </w:t>
       </w:r>
       <w:r>
-        <w:t xml:space="preserve">from</w:t>
-      </w:r>
-      <w:r>
-        <w:t xml:space="preserve"> </w:t>
-      </w:r>
-      <w:r>
-        <w:rPr>
-          <w:rStyle w:val="VerbatimChar"/>
-        </w:rPr>
-        <w:t xml:space="preserve">nested_model</w:t>
-      </w:r>
-      <w:r>
-        <w:t xml:space="preserve"> </w:t>
-      </w:r>
-      <w:r>
-        <w:t xml:space="preserve">(Part 2) to the p-value from</w:t>
-      </w:r>
-      <w:r>
-        <w:t xml:space="preserve"> </w:t>
-      </w:r>
-      <w:r>
-        <w:rPr>
-          <w:rStyle w:val="VerbatimChar"/>
-        </w:rPr>
-        <w:t xml:space="preserve">satt_result</w:t>
-      </w:r>
-      <w:r>
-        <w:t xml:space="preserve"> </w:t>
-      </w:r>
-      <w:r>
-        <w:t xml:space="preserve">(Part 3). Are they close? Which approach would you reach for first on a future nested design of your own, and why?</w:t>
-      </w:r>
-      <w:r>
-        <w:t xml:space="preserve"> </w:t>
-      </w:r>
-      <w:r>
-        <w:rPr>
-          <w:rStyle w:val="VerbatimChar"/>
-        </w:rPr>
-        <w:t xml:space="preserve">________________________</w:t>
-      </w:r>
-    </w:p>
-    <w:p>
-      <w:r>
-        <w:pict>
-          <v:rect style="width:0;height:1.5pt" o:hralign="center" o:hrstd="t" o:hr="t"/>
-        </w:pict>
-      </w:r>
-    </w:p>
-    <w:bookmarkEnd w:id="25"/>
-    <w:bookmarkStart w:id="28" w:name="review-and-checkpoint"/>
-    <w:p>
-      <w:pPr>
-        <w:pStyle w:val="Heading1"/>
-      </w:pPr>
-      <w:r>
-        <w:t xml:space="preserve">Review and checkpoint</w:t>
-      </w:r>
-    </w:p>
-    <w:p>
-      <w:pPr>
-        <w:pStyle w:val="FirstParagraph"/>
-      </w:pPr>
-      <w:r>
-        <w:t xml:space="preserve">At this point you can:</w:t>
+        <w:t xml:space="preserve">cannot be analyzed as a simple factorial design</w:t>
       </w:r>
     </w:p>
     <w:p>
@@ -6388,7 +4527,7 @@
         </w:numPr>
       </w:pPr>
       <w:r>
-        <w:t xml:space="preserve">Explain why</w:t>
+        <w:t xml:space="preserve">Fit a nested ANOVA with</w:t>
       </w:r>
       <w:r>
         <w:t xml:space="preserve"> </w:t>
@@ -6397,13 +4536,13 @@
         <w:rPr>
           <w:rStyle w:val="VerbatimChar"/>
         </w:rPr>
-        <w:t xml:space="preserve">patch</w:t>
-      </w:r>
-      <w:r>
-        <w:t xml:space="preserve"> </w:t>
-      </w:r>
-      <w:r>
-        <w:t xml:space="preserve">nested in</w:t>
+        <w:t xml:space="preserve">aov(..., Error(...))</w:t>
+      </w:r>
+      <w:r>
+        <w:t xml:space="preserve"> </w:t>
+      </w:r>
+      <w:r>
+        <w:t xml:space="preserve">and with</w:t>
       </w:r>
       <w:r>
         <w:t xml:space="preserve"> </w:t>
@@ -6412,13 +4551,7 @@
         <w:rPr>
           <w:rStyle w:val="VerbatimChar"/>
         </w:rPr>
-        <w:t xml:space="preserve">treat</w:t>
-      </w:r>
-      <w:r>
-        <w:t xml:space="preserve"> </w:t>
-      </w:r>
-      <w:r>
-        <w:t xml:space="preserve">cannot be analyzed as a simple factorial design</w:t>
+        <w:t xml:space="preserve">afex::aov_car()</w:t>
       </w:r>
     </w:p>
     <w:p>
@@ -6430,31 +4563,7 @@
         </w:numPr>
       </w:pPr>
       <w:r>
-        <w:t xml:space="preserve">Fit a nested ANOVA with</w:t>
-      </w:r>
-      <w:r>
-        <w:t xml:space="preserve"> </w:t>
-      </w:r>
-      <w:r>
-        <w:rPr>
-          <w:rStyle w:val="VerbatimChar"/>
-        </w:rPr>
-        <w:t xml:space="preserve">aov(..., Error(...))</w:t>
-      </w:r>
-      <w:r>
-        <w:t xml:space="preserve"> </w:t>
-      </w:r>
-      <w:r>
-        <w:t xml:space="preserve">and with</w:t>
-      </w:r>
-      <w:r>
-        <w:t xml:space="preserve"> </w:t>
-      </w:r>
-      <w:r>
-        <w:rPr>
-          <w:rStyle w:val="VerbatimChar"/>
-        </w:rPr>
-        <w:t xml:space="preserve">afex::aov_car()</w:t>
+        <w:t xml:space="preserve">Compute EMMs and post-hoc comparisons for a nested design</w:t>
       </w:r>
     </w:p>
     <w:p>
@@ -6466,55 +4575,7 @@
         </w:numPr>
       </w:pPr>
       <w:r>
-        <w:t xml:space="preserve">Fit the same design as a mixed model with</w:t>
-      </w:r>
-      <w:r>
-        <w:t xml:space="preserve"> </w:t>
-      </w:r>
-      <w:r>
-        <w:rPr>
-          <w:rStyle w:val="VerbatimChar"/>
-        </w:rPr>
-        <w:t xml:space="preserve">lme4::lmer()</w:t>
-      </w:r>
-      <w:r>
-        <w:t xml:space="preserve">, using correct random-effects notation</w:t>
-      </w:r>
-    </w:p>
-    <w:p>
-      <w:pPr>
-        <w:pStyle w:val="Compact"/>
-        <w:numPr>
-          <w:ilvl w:val="0"/>
-          <w:numId w:val="1005"/>
-        </w:numPr>
-      </w:pPr>
-      <w:r>
-        <w:t xml:space="preserve">Choose between the F-test and Chi-square test for a mixed model, using the rule of thumb from lecture</w:t>
-      </w:r>
-    </w:p>
-    <w:p>
-      <w:pPr>
-        <w:pStyle w:val="Compact"/>
-        <w:numPr>
-          <w:ilvl w:val="0"/>
-          <w:numId w:val="1006"/>
-        </w:numPr>
-      </w:pPr>
-      <w:r>
-        <w:t xml:space="preserve">Run DHARMa diagnostics on a mixed model</w:t>
-      </w:r>
-    </w:p>
-    <w:p>
-      <w:pPr>
-        <w:pStyle w:val="Compact"/>
-        <w:numPr>
-          <w:ilvl w:val="0"/>
-          <w:numId w:val="1007"/>
-        </w:numPr>
-      </w:pPr>
-      <w:r>
-        <w:t xml:space="preserve">Compute EMMs and post-hoc comparisons for a nested design</w:t>
+        <w:t xml:space="preserve">Write a properly formatted nested-ANOVA results sentence</w:t>
       </w:r>
     </w:p>
     <w:tbl>
@@ -6558,18 +4619,18 @@
                 <wp:inline>
                   <wp:extent cx="152400" cy="152400"/>
                   <wp:effectExtent b="0" l="0" r="0" t="0"/>
-                  <wp:docPr descr="" title="" id="26" name="Picture"/>
+                  <wp:docPr descr="" title="" id="18" name="Picture"/>
                   <a:graphic>
                     <a:graphicData uri="http://schemas.openxmlformats.org/drawingml/2006/picture">
                       <pic:pic>
                         <pic:nvPicPr>
-                          <pic:cNvPr descr="/Applications/Positron.app/Contents/Resources/app/quarto/share/formats/docx/note.png" id="27" name="Picture"/>
+                          <pic:cNvPr descr="/Applications/Positron.app/Contents/Resources/app/quarto/share/formats/docx/note.png" id="19" name="Picture"/>
                           <pic:cNvPicPr>
                             <a:picLocks noChangeArrowheads="1" noChangeAspect="1"/>
                           </pic:cNvPicPr>
                         </pic:nvPicPr>
                         <pic:blipFill>
-                          <a:blip r:embed="rId21"/>
+                          <a:blip r:embed="rId14"/>
                           <a:stretch>
                             <a:fillRect/>
                           </a:stretch>
@@ -6646,7 +4707,7 @@
               <w:pStyle w:val="Compact"/>
               <w:numPr>
                 <w:ilvl w:val="0"/>
-                <w:numId w:val="1008"/>
+                <w:numId w:val="1005"/>
               </w:numPr>
             </w:pPr>
             <w:r>
@@ -6685,7 +4746,7 @@
               <w:pStyle w:val="Compact"/>
               <w:numPr>
                 <w:ilvl w:val="0"/>
-                <w:numId w:val="1008"/>
+                <w:numId w:val="1005"/>
               </w:numPr>
             </w:pPr>
             <w:r>
@@ -6703,14 +4764,14 @@
         </w:pict>
       </w:r>
     </w:p>
-    <w:bookmarkEnd w:id="28"/>
-    <w:bookmarkStart w:id="38" w:name="X2646802b9c48b62765c864bc6fe2ebc7871bb64"/>
+    <w:bookmarkEnd w:id="20"/>
+    <w:bookmarkStart w:id="21" w:name="getting-unstuck"/>
     <w:p>
       <w:pPr>
         <w:pStyle w:val="Heading1"/>
       </w:pPr>
       <w:r>
-        <w:t xml:space="preserve">Part 8 · Take-Home Extension — A Linear Mixed Model for Crayfish Growth</w:t>
+        <w:t xml:space="preserve">Getting unstuck</w:t>
       </w:r>
     </w:p>
     <w:p>
@@ -6718,811 +4779,214 @@
         <w:pStyle w:val="FirstParagraph"/>
       </w:pPr>
       <w:r>
+        <w:t xml:space="preserve">When code breaks — and it will, that is normal:</w:t>
+      </w:r>
+    </w:p>
+    <w:p>
+      <w:pPr>
+        <w:pStyle w:val="Compact"/>
+        <w:numPr>
+          <w:ilvl w:val="0"/>
+          <w:numId w:val="1006"/>
+        </w:numPr>
+      </w:pPr>
+      <w:r>
+        <w:rPr>
+          <w:b/>
+          <w:bCs/>
+        </w:rPr>
+        <w:t xml:space="preserve">Read the error message out loud.</w:t>
+      </w:r>
+      <w:r>
+        <w:t xml:space="preserve"> </w:t>
+      </w:r>
+      <w:r>
+        <w:t xml:space="preserve">R usually names the line and the problem.</w:t>
+      </w:r>
+    </w:p>
+    <w:p>
+      <w:pPr>
+        <w:pStyle w:val="Compact"/>
+        <w:numPr>
+          <w:ilvl w:val="0"/>
+          <w:numId w:val="1006"/>
+        </w:numPr>
+      </w:pPr>
+      <w:r>
+        <w:rPr>
+          <w:b/>
+          <w:bCs/>
+        </w:rPr>
+        <w:t xml:space="preserve">Check the usual suspects:</w:t>
+      </w:r>
+      <w:r>
+        <w:t xml:space="preserve"> </w:t>
+      </w:r>
+      <w:r>
+        <w:t xml:space="preserve">did you run</w:t>
+      </w:r>
+      <w:r>
+        <w:t xml:space="preserve"> </w:t>
+      </w:r>
+      <w:r>
+        <w:rPr>
+          <w:rStyle w:val="VerbatimChar"/>
+        </w:rPr>
+        <w:t xml:space="preserve">library(janitor)</w:t>
+      </w:r>
+      <w:r>
+        <w:t xml:space="preserve">,</w:t>
+      </w:r>
+      <w:r>
+        <w:t xml:space="preserve"> </w:t>
+      </w:r>
+      <w:r>
+        <w:rPr>
+          <w:rStyle w:val="VerbatimChar"/>
+        </w:rPr>
+        <w:t xml:space="preserve">library(afex)</w:t>
+      </w:r>
+      <w:r>
+        <w:t xml:space="preserve">,</w:t>
+      </w:r>
+      <w:r>
+        <w:t xml:space="preserve"> </w:t>
+      </w:r>
+      <w:r>
+        <w:rPr>
+          <w:rStyle w:val="VerbatimChar"/>
+        </w:rPr>
+        <w:t xml:space="preserve">library(emmeans)</w:t>
+      </w:r>
+      <w:r>
+        <w:t xml:space="preserve">, and</w:t>
+      </w:r>
+      <w:r>
+        <w:t xml:space="preserve"> </w:t>
+      </w:r>
+      <w:r>
+        <w:rPr>
+          <w:rStyle w:val="VerbatimChar"/>
+        </w:rPr>
+        <w:t xml:space="preserve">library(tidyverse)</w:t>
+      </w:r>
+      <w:r>
+        <w:t xml:space="preserve">? Spelling? A missing</w:t>
+      </w:r>
+      <w:r>
+        <w:t xml:space="preserve"> </w:t>
+      </w:r>
+      <w:r>
+        <w:rPr>
+          <w:rStyle w:val="VerbatimChar"/>
+        </w:rPr>
+        <w:t xml:space="preserve">)</w:t>
+      </w:r>
+      <w:r>
+        <w:t xml:space="preserve"> </w:t>
+      </w:r>
+      <w:r>
+        <w:t xml:space="preserve">or</w:t>
+      </w:r>
+      <w:r>
+        <w:t xml:space="preserve"> </w:t>
+      </w:r>
+      <w:r>
+        <w:rPr>
+          <w:rStyle w:val="VerbatimChar"/>
+        </w:rPr>
+        <w:t xml:space="preserve">%&gt;%</w:t>
+      </w:r>
+      <w:r>
+        <w:t xml:space="preserve"> </w:t>
+      </w:r>
+      <w:r>
+        <w:t xml:space="preserve">at the</w:t>
+      </w:r>
+      <w:r>
+        <w:t xml:space="preserve"> </w:t>
+      </w:r>
+      <w:r>
         <w:rPr>
           <w:i/>
           <w:iCs/>
         </w:rPr>
-        <w:t xml:space="preserve">Due Wednesday, November 4 — before the next class.</w:t>
-      </w:r>
-    </w:p>
-    <w:tbl>
-      <w:tblPr>
-        <w:tblStyle w:val="Table"/>
-        <w:tblLook w:firstRow="0" w:lastRow="0" w:firstColumn="0" w:lastColumn="0" w:noHBand="0" w:noVBand="0" w:val="0000"/>
-        <w:tblBorders>
-          <w:top w:val="single" w:sz="4" w:space="0" w:color="0758E5"/>
-          <w:left w:val="single" w:sz="24" w:space="0" w:color="0758E5"/>
-          <w:bottom w:val="single" w:sz="4" w:space="0" w:color="0758E5"/>
-          <w:right w:val="single" w:sz="4" w:space="0" w:color="0758E5"/>
-        </w:tblBorders>
-        <w:tblCellMar>
-          <w:left w:w="144" w:type="dxa"/>
-          <w:right w:w="144" w:type="dxa"/>
-        </w:tblCellMar>
-        <w:tblLook w:firstRow="0" w:lastRow="0" w:firstColumn="0" w:lastColumn="0" w:noHBand="0" w:noVBand="0" w:val="0000"/>
-      </w:tblPr>
-      <w:tr>
-        <w:trPr>
-          <w:cantSplit/>
-        </w:trPr>
-        <w:tc>
-          <w:tcPr>
-            <w:shd w:color="auto" w:fill="dae6fb" w:val="clear"/>
-            <w:tcMar>
-              <w:top w:w="92" w:type="dxa"/>
-              <w:bottom w:w="92" w:type="dxa"/>
-            </w:tcMar>
-          </w:tcPr>
-          <w:p>
-            <w:pPr>
-              <w:pStyle w:val="BodyText"/>
-            </w:pPr>
-            <w:pPr>
-              <w:spacing w:before="0" w:after="0"/>
-              <w:textAlignment w:val="center"/>
-            </w:pPr>
-            <w:r>
-              <w:drawing>
-                <wp:inline>
-                  <wp:extent cx="152400" cy="152400"/>
-                  <wp:effectExtent b="0" l="0" r="0" t="0"/>
-                  <wp:docPr descr="" title="" id="29" name="Picture"/>
-                  <a:graphic>
-                    <a:graphicData uri="http://schemas.openxmlformats.org/drawingml/2006/picture">
-                      <pic:pic>
-                        <pic:nvPicPr>
-                          <pic:cNvPr descr="/Applications/Positron.app/Contents/Resources/app/quarto/share/formats/docx/note.png" id="30" name="Picture"/>
-                          <pic:cNvPicPr>
-                            <a:picLocks noChangeArrowheads="1" noChangeAspect="1"/>
-                          </pic:cNvPicPr>
-                        </pic:nvPicPr>
-                        <pic:blipFill>
-                          <a:blip r:embed="rId21"/>
-                          <a:stretch>
-                            <a:fillRect/>
-                          </a:stretch>
-                        </pic:blipFill>
-                        <pic:spPr bwMode="auto">
-                          <a:xfrm>
-                            <a:off x="0" y="0"/>
-                            <a:ext cx="152400" cy="152400"/>
-                          </a:xfrm>
-                          <a:prstGeom prst="rect">
-                            <a:avLst/>
-                          </a:prstGeom>
-                          <a:noFill/>
-                          <a:ln w="9525">
-                            <a:noFill/>
-                            <a:headEnd/>
-                            <a:tailEnd/>
-                          </a:ln>
-                        </pic:spPr>
-                      </pic:pic>
-                    </a:graphicData>
-                  </a:graphic>
-                </wp:inline>
-              </w:drawing>
-            </w:r>
-            <w:r>
-              <w:t xml:space="preserve"> </w:t>
-            </w:r>
-            <w:r>
-              <w:t xml:space="preserve"> </w:t>
-            </w:r>
-            <w:r>
-              <w:t xml:space="preserve">Note</w:t>
-            </w:r>
-          </w:p>
-        </w:tc>
-      </w:tr>
-      <w:tr>
-        <w:trPr>
-          <w:cantSplit/>
-        </w:trPr>
-        <w:tc>
-          <w:tcPr>
-            <w:tcMar>
-              <w:top w:w="108" w:type="dxa"/>
-              <w:bottom w:w="108" w:type="dxa"/>
-            </w:tcMar>
-          </w:tcPr>
-          <w:p>
-            <w:pPr>
-              <w:pStyle w:val="BodyText"/>
-            </w:pPr>
-            <w:pPr>
-              <w:spacing w:before="16" w:after="16"/>
-            </w:pPr>
-            <w:r>
-              <w:t xml:space="preserve">This is your first time building a mixed model from scratch, using the same</w:t>
-            </w:r>
-            <w:r>
-              <w:t xml:space="preserve"> </w:t>
-            </w:r>
-            <w:r>
-              <w:rPr>
-                <w:rStyle w:val="VerbatimChar"/>
-              </w:rPr>
-              <w:t xml:space="preserve">lmer()</w:t>
-            </w:r>
-            <w:r>
-              <w:t xml:space="preserve"> </w:t>
-            </w:r>
-            <w:r>
-              <w:t xml:space="preserve">syntax from Part 3, on a new dataset with a different kind of random effect (lake, rather than nested patches).</w:t>
-            </w:r>
-          </w:p>
-          <w:p/>
-        </w:tc>
-      </w:tr>
-    </w:tbl>
-    <w:bookmarkStart w:id="31" w:name="background"/>
-    <w:p>
-      <w:pPr>
-        <w:pStyle w:val="Heading2"/>
-      </w:pPr>
-      <w:r>
-        <w:t xml:space="preserve">Background</w:t>
+        <w:t xml:space="preserve">start</w:t>
+      </w:r>
+      <w:r>
+        <w:t xml:space="preserve"> </w:t>
+      </w:r>
+      <w:r>
+        <w:t xml:space="preserve">of a line?</w:t>
       </w:r>
     </w:p>
     <w:p>
       <w:pPr>
-        <w:pStyle w:val="FirstParagraph"/>
-      </w:pPr>
-      <w:r>
-        <w:t xml:space="preserve">Sargent &amp; Lodge (2014) reared young-of-year rusty crayfish (</w:t>
-      </w:r>
-      <w:r>
-        <w:rPr>
-          <w:i/>
-          <w:iCs/>
-        </w:rPr>
-        <w:t xml:space="preserve">Orconectes rusticus</w:t>
-      </w:r>
-      <w:r>
-        <w:t xml:space="preserve">) from native (Ohio) and invasive (Wisconsin) populations in enclosures across three northern Wisconsin lakes. Individual crayfish within the same lake share that lake’s conditions, so they’re not independent of each other — lake should be treated as a random effect.</w:t>
+        <w:pStyle w:val="Compact"/>
+        <w:numPr>
+          <w:ilvl w:val="0"/>
+          <w:numId w:val="1006"/>
+        </w:numPr>
+      </w:pPr>
+      <w:r>
+        <w:rPr>
+          <w:rStyle w:val="VerbatimChar"/>
+        </w:rPr>
+        <w:t xml:space="preserve">?function_name</w:t>
+      </w:r>
+      <w:r>
+        <w:t xml:space="preserve"> </w:t>
+      </w:r>
+      <w:r>
+        <w:t xml:space="preserve">opens the built-in help page.</w:t>
       </w:r>
     </w:p>
     <w:p>
       <w:pPr>
-        <w:pStyle w:val="BodyText"/>
+        <w:pStyle w:val="Compact"/>
+        <w:numPr>
+          <w:ilvl w:val="0"/>
+          <w:numId w:val="1006"/>
+        </w:numPr>
       </w:pPr>
       <w:r>
         <w:rPr>
           <w:b/>
           <w:bCs/>
         </w:rPr>
-        <w:t xml:space="preserve">▶ Run this:</w:t>
+        <w:t xml:space="preserve">Bring the exact error</w:t>
+      </w:r>
+      <w:r>
+        <w:t xml:space="preserve"> </w:t>
+      </w:r>
+      <w:r>
+        <w:t xml:space="preserve">(copy-paste it) to class or office hours.</w:t>
       </w:r>
     </w:p>
     <w:p>
       <w:pPr>
-        <w:pStyle w:val="SourceCode"/>
-      </w:pPr>
-      <w:r>
-        <w:rPr>
-          <w:rStyle w:val="NormalTok"/>
-        </w:rPr>
-        <w:t xml:space="preserve">cray_df </w:t>
-      </w:r>
-      <w:r>
-        <w:rPr>
-          <w:rStyle w:val="OtherTok"/>
-        </w:rPr>
-        <w:t xml:space="preserve">&lt;-</w:t>
-      </w:r>
-      <w:r>
-        <w:rPr>
-          <w:rStyle w:val="NormalTok"/>
-        </w:rPr>
-        <w:t xml:space="preserve"> </w:t>
-      </w:r>
-      <w:r>
-        <w:rPr>
-          <w:rStyle w:val="FunctionTok"/>
-        </w:rPr>
-        <w:t xml:space="preserve">read_csv</w:t>
-      </w:r>
-      <w:r>
-        <w:rPr>
-          <w:rStyle w:val="NormalTok"/>
-        </w:rPr>
-        <w:t xml:space="preserve">(</w:t>
-      </w:r>
-      <w:r>
-        <w:rPr>
-          <w:rStyle w:val="StringTok"/>
-        </w:rPr>
-        <w:t xml:space="preserve">"data/sargent_lodge_crayfish.csv"</w:t>
-      </w:r>
-      <w:r>
-        <w:rPr>
-          <w:rStyle w:val="NormalTok"/>
-        </w:rPr>
-        <w:t xml:space="preserve">)</w:t>
-      </w:r>
-      <w:r>
-        <w:br/>
-      </w:r>
-      <w:r>
-        <w:rPr>
-          <w:rStyle w:val="FunctionTok"/>
-        </w:rPr>
-        <w:t xml:space="preserve">head</w:t>
-      </w:r>
-      <w:r>
-        <w:rPr>
-          <w:rStyle w:val="NormalTok"/>
-        </w:rPr>
-        <w:t xml:space="preserve">(cray_df)</w:t>
-      </w:r>
-    </w:p>
-    <w:bookmarkEnd w:id="31"/>
-    <w:bookmarkStart w:id="32" w:name="your-task"/>
-    <w:p>
-      <w:pPr>
-        <w:pStyle w:val="Heading2"/>
-      </w:pPr>
-      <w:r>
-        <w:t xml:space="preserve">Your Task</w:t>
-      </w:r>
-    </w:p>
-    <w:p>
-      <w:pPr>
-        <w:pStyle w:val="FirstParagraph"/>
-      </w:pPr>
+        <w:pStyle w:val="BlockText"/>
+      </w:pPr>
+      <w:r>
+        <w:t xml:space="preserve">💡</w:t>
+      </w:r>
+      <w:r>
+        <w:t xml:space="preserve"> </w:t>
+      </w:r>
       <w:r>
         <w:rPr>
           <w:b/>
           <w:bCs/>
         </w:rPr>
-        <w:t xml:space="preserve">Question:</w:t>
-      </w:r>
-      <w:r>
-        <w:t xml:space="preserve"> </w:t>
-      </w:r>
-      <w:r>
-        <w:t xml:space="preserve">Does crayfish growth rate differ between native and invasive populations, once you account for the fact that crayfish were grown in different lakes?</w:t>
+        <w:t xml:space="preserve">Key idea:</w:t>
+      </w:r>
+      <w:r>
+        <w:t xml:space="preserve"> </w:t>
+      </w:r>
+      <w:r>
+        <w:t xml:space="preserve">Every working scientist googles error messages daily. Getting stuck is not failing — it is the job.</w:t>
       </w:r>
     </w:p>
-    <w:p>
-      <w:pPr>
-        <w:pStyle w:val="BodyText"/>
-      </w:pPr>
-      <w:r>
-        <w:t xml:space="preserve">✏️</w:t>
-      </w:r>
-      <w:r>
-        <w:t xml:space="preserve"> </w:t>
-      </w:r>
-      <w:r>
-        <w:rPr>
-          <w:b/>
-          <w:bCs/>
-        </w:rPr>
-        <w:t xml:space="preserve">Your turn:</w:t>
-      </w:r>
-      <w:r>
-        <w:t xml:space="preserve"> </w:t>
-      </w:r>
-      <w:r>
-        <w:t xml:space="preserve">State your hypotheses for the fixed effect of range. Decide how you want to specify the random effect of lake (a random intercept is enough here — this is not a nested design like Part 3’s patches-within-treatments). Justify your model, fit it, run diagnostics, interpret the fixed effect and the variance components, and report the result properly.</w:t>
-      </w:r>
-    </w:p>
-    <w:p>
-      <w:pPr>
-        <w:pStyle w:val="SourceCode"/>
-      </w:pPr>
-      <w:r>
-        <w:rPr>
-          <w:rStyle w:val="VerbatimChar"/>
-        </w:rPr>
-        <w:t xml:space="preserve">H0 =</w:t>
-      </w:r>
-      <w:r>
-        <w:br/>
-      </w:r>
-      <w:r>
-        <w:rPr>
-          <w:rStyle w:val="VerbatimChar"/>
-        </w:rPr>
-        <w:t xml:space="preserve">________________________________________________________</w:t>
-      </w:r>
-      <w:r>
-        <w:br/>
-      </w:r>
-      <w:r>
-        <w:rPr>
-          <w:rStyle w:val="VerbatimChar"/>
-        </w:rPr>
-        <w:t xml:space="preserve">Ha =</w:t>
-      </w:r>
-      <w:r>
-        <w:br/>
-      </w:r>
-      <w:r>
-        <w:rPr>
-          <w:rStyle w:val="VerbatimChar"/>
-        </w:rPr>
-        <w:t xml:space="preserve">________________________________________________________</w:t>
-      </w:r>
-      <w:r>
-        <w:br/>
-      </w:r>
-      <w:r>
-        <w:rPr>
-          <w:rStyle w:val="VerbatimChar"/>
-        </w:rPr>
-        <w:t xml:space="preserve">Model I will use and why:</w:t>
-      </w:r>
-      <w:r>
-        <w:br/>
-      </w:r>
-      <w:r>
-        <w:rPr>
-          <w:rStyle w:val="VerbatimChar"/>
-        </w:rPr>
-        <w:t xml:space="preserve">________________________________________________________</w:t>
-      </w:r>
-    </w:p>
-    <w:p>
-      <w:pPr>
-        <w:pStyle w:val="SourceCode"/>
-      </w:pPr>
-      <w:r>
-        <w:rPr>
-          <w:rStyle w:val="CommentTok"/>
-        </w:rPr>
-        <w:t xml:space="preserve"># Write your code here:</w:t>
-      </w:r>
-    </w:p>
-    <w:p>
-      <w:pPr>
-        <w:pStyle w:val="SourceCode"/>
-      </w:pPr>
-      <w:r>
-        <w:rPr>
-          <w:rStyle w:val="VerbatimChar"/>
-        </w:rPr>
-        <w:t xml:space="preserve">Interpretation:</w:t>
-      </w:r>
-      <w:r>
-        <w:br/>
-      </w:r>
-      <w:r>
-        <w:rPr>
-          <w:rStyle w:val="VerbatimChar"/>
-        </w:rPr>
-        <w:t xml:space="preserve">________________________________________________________</w:t>
-      </w:r>
-      <w:r>
-        <w:br/>
-      </w:r>
-      <w:r>
-        <w:rPr>
-          <w:rStyle w:val="VerbatimChar"/>
-        </w:rPr>
-        <w:t xml:space="preserve">________________________________________________________</w:t>
-      </w:r>
-    </w:p>
-    <w:bookmarkEnd w:id="32"/>
-    <w:bookmarkStart w:id="37" w:name="final-figure"/>
-    <w:p>
-      <w:pPr>
-        <w:pStyle w:val="Heading2"/>
-      </w:pPr>
-      <w:r>
-        <w:t xml:space="preserve">Final Figure</w:t>
-      </w:r>
-    </w:p>
-    <w:p>
-      <w:pPr>
-        <w:pStyle w:val="FirstParagraph"/>
-      </w:pPr>
-      <w:r>
-        <w:t xml:space="preserve">Produce one publication-quality figure comparing growth rate between ranges — proper axis labels, no default</w:t>
-      </w:r>
-      <w:r>
-        <w:t xml:space="preserve"> </w:t>
-      </w:r>
-      <w:r>
-        <w:rPr>
-          <w:rStyle w:val="VerbatimChar"/>
-        </w:rPr>
-        <w:t xml:space="preserve">ggplot</w:t>
-      </w:r>
-      <w:r>
-        <w:t xml:space="preserve"> </w:t>
-      </w:r>
-      <w:r>
-        <w:t xml:space="preserve">grey background — and export it with</w:t>
-      </w:r>
-      <w:r>
-        <w:t xml:space="preserve"> </w:t>
-      </w:r>
-      <w:r>
-        <w:rPr>
-          <w:rStyle w:val="VerbatimChar"/>
-        </w:rPr>
-        <w:t xml:space="preserve">ggsave()</w:t>
-      </w:r>
-      <w:r>
-        <w:t xml:space="preserve">.</w:t>
-      </w:r>
-    </w:p>
-    <w:p>
-      <w:pPr>
-        <w:pStyle w:val="SourceCode"/>
-      </w:pPr>
-      <w:r>
-        <w:rPr>
-          <w:rStyle w:val="CommentTok"/>
-        </w:rPr>
-        <w:t xml:space="preserve"># Write your code here:</w:t>
-      </w:r>
-    </w:p>
-    <w:tbl>
-      <w:tblPr>
-        <w:tblStyle w:val="Table"/>
-        <w:tblLook w:firstRow="0" w:lastRow="0" w:firstColumn="0" w:lastColumn="0" w:noHBand="0" w:noVBand="0" w:val="0000"/>
-        <w:tblBorders>
-          <w:top w:val="single" w:sz="4" w:space="0" w:color="0758E5"/>
-          <w:left w:val="single" w:sz="24" w:space="0" w:color="0758E5"/>
-          <w:bottom w:val="single" w:sz="4" w:space="0" w:color="0758E5"/>
-          <w:right w:val="single" w:sz="4" w:space="0" w:color="0758E5"/>
-        </w:tblBorders>
-        <w:tblCellMar>
-          <w:left w:w="144" w:type="dxa"/>
-          <w:right w:w="144" w:type="dxa"/>
-        </w:tblCellMar>
-        <w:tblLook w:firstRow="0" w:lastRow="0" w:firstColumn="0" w:lastColumn="0" w:noHBand="0" w:noVBand="0" w:val="0000"/>
-      </w:tblPr>
-      <w:tr>
-        <w:trPr>
-          <w:cantSplit/>
-        </w:trPr>
-        <w:tc>
-          <w:tcPr>
-            <w:shd w:color="auto" w:fill="dae6fb" w:val="clear"/>
-            <w:tcMar>
-              <w:top w:w="92" w:type="dxa"/>
-              <w:bottom w:w="92" w:type="dxa"/>
-            </w:tcMar>
-          </w:tcPr>
-          <w:p>
-            <w:pPr>
-              <w:pStyle w:val="FirstParagraph"/>
-            </w:pPr>
-            <w:pPr>
-              <w:spacing w:before="0" w:after="0"/>
-              <w:textAlignment w:val="center"/>
-            </w:pPr>
-            <w:r>
-              <w:drawing>
-                <wp:inline>
-                  <wp:extent cx="152400" cy="152400"/>
-                  <wp:effectExtent b="0" l="0" r="0" t="0"/>
-                  <wp:docPr descr="" title="" id="33" name="Picture"/>
-                  <a:graphic>
-                    <a:graphicData uri="http://schemas.openxmlformats.org/drawingml/2006/picture">
-                      <pic:pic>
-                        <pic:nvPicPr>
-                          <pic:cNvPr descr="/Applications/Positron.app/Contents/Resources/app/quarto/share/formats/docx/note.png" id="34" name="Picture"/>
-                          <pic:cNvPicPr>
-                            <a:picLocks noChangeArrowheads="1" noChangeAspect="1"/>
-                          </pic:cNvPicPr>
-                        </pic:nvPicPr>
-                        <pic:blipFill>
-                          <a:blip r:embed="rId21"/>
-                          <a:stretch>
-                            <a:fillRect/>
-                          </a:stretch>
-                        </pic:blipFill>
-                        <pic:spPr bwMode="auto">
-                          <a:xfrm>
-                            <a:off x="0" y="0"/>
-                            <a:ext cx="152400" cy="152400"/>
-                          </a:xfrm>
-                          <a:prstGeom prst="rect">
-                            <a:avLst/>
-                          </a:prstGeom>
-                          <a:noFill/>
-                          <a:ln w="9525">
-                            <a:noFill/>
-                            <a:headEnd/>
-                            <a:tailEnd/>
-                          </a:ln>
-                        </pic:spPr>
-                      </pic:pic>
-                    </a:graphicData>
-                  </a:graphic>
-                </wp:inline>
-              </w:drawing>
-            </w:r>
-            <w:r>
-              <w:t xml:space="preserve"> </w:t>
-            </w:r>
-            <w:r>
-              <w:t xml:space="preserve"> </w:t>
-            </w:r>
-            <w:r>
-              <w:t xml:space="preserve">Note</w:t>
-            </w:r>
-          </w:p>
-        </w:tc>
-      </w:tr>
-      <w:tr>
-        <w:trPr>
-          <w:cantSplit/>
-        </w:trPr>
-        <w:tc>
-          <w:tcPr>
-            <w:tcMar>
-              <w:top w:w="108" w:type="dxa"/>
-              <w:bottom w:w="108" w:type="dxa"/>
-            </w:tcMar>
-          </w:tcPr>
-          <w:p>
-            <w:pPr>
-              <w:pStyle w:val="BodyText"/>
-            </w:pPr>
-            <w:pPr>
-              <w:spacing w:before="16"/>
-            </w:pPr>
-            <w:r>
-              <w:rPr>
-                <w:b/>
-                <w:bCs/>
-              </w:rPr>
-              <w:t xml:space="preserve">📤 What to turn in — due Nov 4</w:t>
-            </w:r>
-          </w:p>
-          <w:p>
-            <w:pPr>
-              <w:pStyle w:val="BodyText"/>
-            </w:pPr>
-            <w:r>
-              <w:t xml:space="preserve">Your write-up should include:</w:t>
-            </w:r>
-          </w:p>
-          <w:p>
-            <w:pPr>
-              <w:pStyle w:val="Compact"/>
-              <w:numPr>
-                <w:ilvl w:val="0"/>
-                <w:numId w:val="1009"/>
-              </w:numPr>
-            </w:pPr>
-            <w:r>
-              <w:t xml:space="preserve">The question</w:t>
-            </w:r>
-          </w:p>
-          <w:p>
-            <w:pPr>
-              <w:pStyle w:val="Compact"/>
-              <w:numPr>
-                <w:ilvl w:val="0"/>
-                <w:numId w:val="1010"/>
-              </w:numPr>
-            </w:pPr>
-            <w:r>
-              <w:t xml:space="preserve">Your hypotheses</w:t>
-            </w:r>
-          </w:p>
-          <w:p>
-            <w:pPr>
-              <w:pStyle w:val="Compact"/>
-              <w:numPr>
-                <w:ilvl w:val="0"/>
-                <w:numId w:val="1011"/>
-              </w:numPr>
-            </w:pPr>
-            <w:r>
-              <w:t xml:space="preserve">Which model you used, and your justification for it</w:t>
-            </w:r>
-          </w:p>
-          <w:p>
-            <w:pPr>
-              <w:pStyle w:val="Compact"/>
-              <w:numPr>
-                <w:ilvl w:val="0"/>
-                <w:numId w:val="1012"/>
-              </w:numPr>
-            </w:pPr>
-            <w:r>
-              <w:t xml:space="preserve">The code and its output</w:t>
-            </w:r>
-          </w:p>
-          <w:p>
-            <w:pPr>
-              <w:pStyle w:val="Compact"/>
-              <w:numPr>
-                <w:ilvl w:val="0"/>
-                <w:numId w:val="1013"/>
-              </w:numPr>
-            </w:pPr>
-            <w:r>
-              <w:t xml:space="preserve">Your interpretation of the result (including the random effect)</w:t>
-            </w:r>
-          </w:p>
-          <w:p>
-            <w:pPr>
-              <w:pStyle w:val="Compact"/>
-              <w:numPr>
-                <w:ilvl w:val="0"/>
-                <w:numId w:val="1014"/>
-              </w:numPr>
-            </w:pPr>
-            <w:r>
-              <w:t xml:space="preserve">A final figure showing the result</w:t>
-            </w:r>
-          </w:p>
-          <w:p/>
-        </w:tc>
-      </w:tr>
-    </w:tbl>
-    <w:p>
-      <w:pPr>
-        <w:pStyle w:val="FirstParagraph"/>
-      </w:pPr>
-      <w:r>
-        <w:t xml:space="preserve"> </w:t>
-      </w:r>
-    </w:p>
-    <w:tbl>
-      <w:tblPr>
-        <w:tblStyle w:val="Table"/>
-        <w:tblLook w:firstRow="0" w:lastRow="0" w:firstColumn="0" w:lastColumn="0" w:noHBand="0" w:noVBand="0" w:val="0000"/>
-        <w:tblBorders>
-          <w:top w:val="single" w:sz="4" w:space="0" w:color="0758E5"/>
-          <w:left w:val="single" w:sz="24" w:space="0" w:color="0758E5"/>
-          <w:bottom w:val="single" w:sz="4" w:space="0" w:color="0758E5"/>
-          <w:right w:val="single" w:sz="4" w:space="0" w:color="0758E5"/>
-        </w:tblBorders>
-        <w:tblCellMar>
-          <w:left w:w="144" w:type="dxa"/>
-          <w:right w:w="144" w:type="dxa"/>
-        </w:tblCellMar>
-        <w:tblLook w:firstRow="0" w:lastRow="0" w:firstColumn="0" w:lastColumn="0" w:noHBand="0" w:noVBand="0" w:val="0000"/>
-      </w:tblPr>
-      <w:tr>
-        <w:trPr>
-          <w:cantSplit/>
-        </w:trPr>
-        <w:tc>
-          <w:tcPr>
-            <w:shd w:color="auto" w:fill="dae6fb" w:val="clear"/>
-            <w:tcMar>
-              <w:top w:w="92" w:type="dxa"/>
-              <w:bottom w:w="92" w:type="dxa"/>
-            </w:tcMar>
-          </w:tcPr>
-          <w:p>
-            <w:pPr>
-              <w:pStyle w:val="BodyText"/>
-            </w:pPr>
-            <w:pPr>
-              <w:spacing w:before="0" w:after="0"/>
-              <w:textAlignment w:val="center"/>
-            </w:pPr>
-            <w:r>
-              <w:drawing>
-                <wp:inline>
-                  <wp:extent cx="152400" cy="152400"/>
-                  <wp:effectExtent b="0" l="0" r="0" t="0"/>
-                  <wp:docPr descr="" title="" id="35" name="Picture"/>
-                  <a:graphic>
-                    <a:graphicData uri="http://schemas.openxmlformats.org/drawingml/2006/picture">
-                      <pic:pic>
-                        <pic:nvPicPr>
-                          <pic:cNvPr descr="/Applications/Positron.app/Contents/Resources/app/quarto/share/formats/docx/note.png" id="36" name="Picture"/>
-                          <pic:cNvPicPr>
-                            <a:picLocks noChangeArrowheads="1" noChangeAspect="1"/>
-                          </pic:cNvPicPr>
-                        </pic:nvPicPr>
-                        <pic:blipFill>
-                          <a:blip r:embed="rId21"/>
-                          <a:stretch>
-                            <a:fillRect/>
-                          </a:stretch>
-                        </pic:blipFill>
-                        <pic:spPr bwMode="auto">
-                          <a:xfrm>
-                            <a:off x="0" y="0"/>
-                            <a:ext cx="152400" cy="152400"/>
-                          </a:xfrm>
-                          <a:prstGeom prst="rect">
-                            <a:avLst/>
-                          </a:prstGeom>
-                          <a:noFill/>
-                          <a:ln w="9525">
-                            <a:noFill/>
-                            <a:headEnd/>
-                            <a:tailEnd/>
-                          </a:ln>
-                        </pic:spPr>
-                      </pic:pic>
-                    </a:graphicData>
-                  </a:graphic>
-                </wp:inline>
-              </w:drawing>
-            </w:r>
-            <w:r>
-              <w:t xml:space="preserve"> </w:t>
-            </w:r>
-            <w:r>
-              <w:t xml:space="preserve"> </w:t>
-            </w:r>
-            <w:r>
-              <w:t xml:space="preserve">Note</w:t>
-            </w:r>
-          </w:p>
-        </w:tc>
-      </w:tr>
-      <w:tr>
-        <w:trPr>
-          <w:cantSplit/>
-        </w:trPr>
-        <w:tc>
-          <w:tcPr>
-            <w:tcMar>
-              <w:top w:w="108" w:type="dxa"/>
-              <w:bottom w:w="108" w:type="dxa"/>
-            </w:tcMar>
-          </w:tcPr>
-          <w:p>
-            <w:pPr>
-              <w:pStyle w:val="BodyText"/>
-            </w:pPr>
-            <w:pPr>
-              <w:spacing w:before="16"/>
-            </w:pPr>
-            <w:r>
-              <w:rPr>
-                <w:b/>
-                <w:bCs/>
-              </w:rPr>
-              <w:t xml:space="preserve">Reference</w:t>
-            </w:r>
-          </w:p>
-          <w:p>
-            <w:pPr>
-              <w:pStyle w:val="BodyText"/>
-            </w:pPr>
-            <w:pPr>
-              <w:spacing w:after="16"/>
-            </w:pPr>
-            <w:r>
-              <w:t xml:space="preserve">Sargent, L.W. &amp; Lodge, D.M. (2014). Evolution of invasive traits in nonindigenous species: increased survival and faster growth in invasive populations of rusty crayfish (</w:t>
-            </w:r>
-            <w:r>
-              <w:rPr>
-                <w:i/>
-                <w:iCs/>
-              </w:rPr>
-              <w:t xml:space="preserve">Orconectes rusticus</w:t>
-            </w:r>
-            <w:r>
-              <w:t xml:space="preserve">).</w:t>
-            </w:r>
-            <w:r>
-              <w:t xml:space="preserve"> </w:t>
-            </w:r>
-            <w:r>
-              <w:rPr>
-                <w:i/>
-                <w:iCs/>
-              </w:rPr>
-              <w:t xml:space="preserve">Evolutionary Applications</w:t>
-            </w:r>
-            <w:r>
-              <w:t xml:space="preserve">, 7, 949–961.</w:t>
-            </w:r>
-          </w:p>
-          <w:p/>
-        </w:tc>
-      </w:tr>
-    </w:tbl>
     <w:p>
       <w:r>
         <w:pict>
@@ -7530,274 +4994,7 @@
         </w:pict>
       </w:r>
     </w:p>
-    <w:bookmarkEnd w:id="37"/>
-    <w:bookmarkEnd w:id="38"/>
-    <w:bookmarkStart w:id="39" w:name="getting-unstuck"/>
-    <w:p>
-      <w:pPr>
-        <w:pStyle w:val="Heading1"/>
-      </w:pPr>
-      <w:r>
-        <w:t xml:space="preserve">Getting unstuck</w:t>
-      </w:r>
-    </w:p>
-    <w:p>
-      <w:pPr>
-        <w:pStyle w:val="FirstParagraph"/>
-      </w:pPr>
-      <w:r>
-        <w:t xml:space="preserve">When code breaks — and it will, that is normal:</w:t>
-      </w:r>
-    </w:p>
-    <w:p>
-      <w:pPr>
-        <w:pStyle w:val="Compact"/>
-        <w:numPr>
-          <w:ilvl w:val="0"/>
-          <w:numId w:val="1015"/>
-        </w:numPr>
-      </w:pPr>
-      <w:r>
-        <w:rPr>
-          <w:b/>
-          <w:bCs/>
-        </w:rPr>
-        <w:t xml:space="preserve">Read the error message out loud.</w:t>
-      </w:r>
-      <w:r>
-        <w:t xml:space="preserve"> </w:t>
-      </w:r>
-      <w:r>
-        <w:t xml:space="preserve">R usually names the line and the problem.</w:t>
-      </w:r>
-    </w:p>
-    <w:p>
-      <w:pPr>
-        <w:pStyle w:val="Compact"/>
-        <w:numPr>
-          <w:ilvl w:val="0"/>
-          <w:numId w:val="1015"/>
-        </w:numPr>
-      </w:pPr>
-      <w:r>
-        <w:rPr>
-          <w:b/>
-          <w:bCs/>
-        </w:rPr>
-        <w:t xml:space="preserve">Check the usual suspects:</w:t>
-      </w:r>
-      <w:r>
-        <w:t xml:space="preserve"> </w:t>
-      </w:r>
-      <w:r>
-        <w:t xml:space="preserve">did you run</w:t>
-      </w:r>
-      <w:r>
-        <w:t xml:space="preserve"> </w:t>
-      </w:r>
-      <w:r>
-        <w:rPr>
-          <w:rStyle w:val="VerbatimChar"/>
-        </w:rPr>
-        <w:t xml:space="preserve">library(lme4)</w:t>
-      </w:r>
-      <w:r>
-        <w:t xml:space="preserve">,</w:t>
-      </w:r>
-      <w:r>
-        <w:t xml:space="preserve"> </w:t>
-      </w:r>
-      <w:r>
-        <w:rPr>
-          <w:rStyle w:val="VerbatimChar"/>
-        </w:rPr>
-        <w:t xml:space="preserve">library(lmerTest)</w:t>
-      </w:r>
-      <w:r>
-        <w:t xml:space="preserve">,</w:t>
-      </w:r>
-      <w:r>
-        <w:t xml:space="preserve"> </w:t>
-      </w:r>
-      <w:r>
-        <w:rPr>
-          <w:rStyle w:val="VerbatimChar"/>
-        </w:rPr>
-        <w:t xml:space="preserve">library(car)</w:t>
-      </w:r>
-      <w:r>
-        <w:t xml:space="preserve">,</w:t>
-      </w:r>
-      <w:r>
-        <w:t xml:space="preserve"> </w:t>
-      </w:r>
-      <w:r>
-        <w:rPr>
-          <w:rStyle w:val="VerbatimChar"/>
-        </w:rPr>
-        <w:t xml:space="preserve">library(emmeans)</w:t>
-      </w:r>
-      <w:r>
-        <w:t xml:space="preserve">,</w:t>
-      </w:r>
-      <w:r>
-        <w:t xml:space="preserve"> </w:t>
-      </w:r>
-      <w:r>
-        <w:rPr>
-          <w:rStyle w:val="VerbatimChar"/>
-        </w:rPr>
-        <w:t xml:space="preserve">library(DHARMa)</w:t>
-      </w:r>
-      <w:r>
-        <w:t xml:space="preserve">,</w:t>
-      </w:r>
-      <w:r>
-        <w:t xml:space="preserve"> </w:t>
-      </w:r>
-      <w:r>
-        <w:rPr>
-          <w:rStyle w:val="VerbatimChar"/>
-        </w:rPr>
-        <w:t xml:space="preserve">library(afex)</w:t>
-      </w:r>
-      <w:r>
-        <w:t xml:space="preserve">, and</w:t>
-      </w:r>
-      <w:r>
-        <w:t xml:space="preserve"> </w:t>
-      </w:r>
-      <w:r>
-        <w:rPr>
-          <w:rStyle w:val="VerbatimChar"/>
-        </w:rPr>
-        <w:t xml:space="preserve">library(tidyverse)</w:t>
-      </w:r>
-      <w:r>
-        <w:t xml:space="preserve">? Spelling? A missing</w:t>
-      </w:r>
-      <w:r>
-        <w:t xml:space="preserve"> </w:t>
-      </w:r>
-      <w:r>
-        <w:rPr>
-          <w:rStyle w:val="VerbatimChar"/>
-        </w:rPr>
-        <w:t xml:space="preserve">)</w:t>
-      </w:r>
-      <w:r>
-        <w:t xml:space="preserve"> </w:t>
-      </w:r>
-      <w:r>
-        <w:t xml:space="preserve">or</w:t>
-      </w:r>
-      <w:r>
-        <w:t xml:space="preserve"> </w:t>
-      </w:r>
-      <w:r>
-        <w:rPr>
-          <w:rStyle w:val="VerbatimChar"/>
-        </w:rPr>
-        <w:t xml:space="preserve">%&gt;%</w:t>
-      </w:r>
-      <w:r>
-        <w:t xml:space="preserve"> </w:t>
-      </w:r>
-      <w:r>
-        <w:t xml:space="preserve">at the</w:t>
-      </w:r>
-      <w:r>
-        <w:t xml:space="preserve"> </w:t>
-      </w:r>
-      <w:r>
-        <w:rPr>
-          <w:i/>
-          <w:iCs/>
-        </w:rPr>
-        <w:t xml:space="preserve">start</w:t>
-      </w:r>
-      <w:r>
-        <w:t xml:space="preserve"> </w:t>
-      </w:r>
-      <w:r>
-        <w:t xml:space="preserve">of a line?</w:t>
-      </w:r>
-    </w:p>
-    <w:p>
-      <w:pPr>
-        <w:pStyle w:val="Compact"/>
-        <w:numPr>
-          <w:ilvl w:val="0"/>
-          <w:numId w:val="1015"/>
-        </w:numPr>
-      </w:pPr>
-      <w:r>
-        <w:rPr>
-          <w:rStyle w:val="VerbatimChar"/>
-        </w:rPr>
-        <w:t xml:space="preserve">?function_name</w:t>
-      </w:r>
-      <w:r>
-        <w:t xml:space="preserve"> </w:t>
-      </w:r>
-      <w:r>
-        <w:t xml:space="preserve">opens the built-in help page.</w:t>
-      </w:r>
-    </w:p>
-    <w:p>
-      <w:pPr>
-        <w:pStyle w:val="Compact"/>
-        <w:numPr>
-          <w:ilvl w:val="0"/>
-          <w:numId w:val="1015"/>
-        </w:numPr>
-      </w:pPr>
-      <w:r>
-        <w:rPr>
-          <w:b/>
-          <w:bCs/>
-        </w:rPr>
-        <w:t xml:space="preserve">Bring the exact error</w:t>
-      </w:r>
-      <w:r>
-        <w:t xml:space="preserve"> </w:t>
-      </w:r>
-      <w:r>
-        <w:t xml:space="preserve">(copy-paste it) to class or office hours.</w:t>
-      </w:r>
-    </w:p>
-    <w:p>
-      <w:pPr>
-        <w:pStyle w:val="BlockText"/>
-      </w:pPr>
-      <w:r>
-        <w:t xml:space="preserve">💡</w:t>
-      </w:r>
-      <w:r>
-        <w:t xml:space="preserve"> </w:t>
-      </w:r>
-      <w:r>
-        <w:rPr>
-          <w:b/>
-          <w:bCs/>
-        </w:rPr>
-        <w:t xml:space="preserve">Key idea:</w:t>
-      </w:r>
-      <w:r>
-        <w:t xml:space="preserve"> </w:t>
-      </w:r>
-      <w:r>
-        <w:t xml:space="preserve">Every working scientist googles error messages daily. Getting stuck is not failing — it is the job.</w:t>
-      </w:r>
-    </w:p>
-    <w:p>
-      <w:r>
-        <w:pict>
-          <v:rect style="width:0;height:1.5pt" o:hralign="center" o:hrstd="t" o:hr="t"/>
-        </w:pict>
-      </w:r>
-    </w:p>
-    <w:bookmarkEnd w:id="39"/>
+    <w:bookmarkEnd w:id="21"/>
     <w:sectPr>
       <w:pgSz w:h="15840" w:w="12240"/>
       <w:pgMar w:bottom="1440" w:footer="720" w:gutter="0" w:header="720" w:left="1440" w:right="1440" w:top="1440"/>
@@ -7909,109 +5106,6 @@
       </w:pPr>
     </w:lvl>
   </w:abstractNum>
-  <w:abstractNum w:abstractNumId="991">
-    <w:nsid w:val="0000A991"/>
-    <w:multiLevelType w:val="multilevel"/>
-    <w:lvl w:ilvl="0">
-      <w:numFmt w:val="bullet"/>
-      <w:lvlText w:val=""/>
-      <w:lvlJc w:val="left"/>
-      <w:pPr>
-        <w:ind w:left="720" w:hanging="360"/>
-      </w:pPr>
-      <w:rPr>
-        <w:rFonts w:ascii="Symbol" w:hAnsi="Symbol" w:cs="Symbol" w:hint="default"/>
-      </w:rPr>
-    </w:lvl>
-    <w:lvl w:ilvl="1">
-      <w:numFmt w:val="bullet"/>
-      <w:lvlText w:val="o"/>
-      <w:lvlJc w:val="left"/>
-      <w:pPr>
-        <w:ind w:left="1440" w:hanging="360"/>
-      </w:pPr>
-      <w:rPr>
-        <w:rFonts w:ascii="Courier New" w:hAnsi="Courier New" w:cs="Courier New" w:hint="default"/>
-      </w:rPr>
-    </w:lvl>
-    <w:lvl w:ilvl="2">
-      <w:numFmt w:val="bullet"/>
-      <w:lvlText w:val=""/>
-      <w:lvlJc w:val="left"/>
-      <w:pPr>
-        <w:ind w:left="2160" w:hanging="360"/>
-      </w:pPr>
-      <w:rPr>
-        <w:rFonts w:ascii="Wingdings" w:hAnsi="Wingdings" w:cs="Wingdings" w:hint="default"/>
-      </w:rPr>
-    </w:lvl>
-    <w:lvl w:ilvl="3">
-      <w:numFmt w:val="bullet"/>
-      <w:lvlText w:val=""/>
-      <w:lvlJc w:val="left"/>
-      <w:pPr>
-        <w:ind w:left="2880" w:hanging="360"/>
-      </w:pPr>
-      <w:rPr>
-        <w:rFonts w:ascii="Symbol" w:hAnsi="Symbol" w:cs="Symbol" w:hint="default"/>
-      </w:rPr>
-    </w:lvl>
-    <w:lvl w:ilvl="4">
-      <w:numFmt w:val="bullet"/>
-      <w:lvlText w:val="o"/>
-      <w:lvlJc w:val="left"/>
-      <w:pPr>
-        <w:ind w:left="3600" w:hanging="360"/>
-      </w:pPr>
-      <w:rPr>
-        <w:rFonts w:ascii="Courier New" w:hAnsi="Courier New" w:cs="Courier New" w:hint="default"/>
-      </w:rPr>
-    </w:lvl>
-    <w:lvl w:ilvl="5">
-      <w:numFmt w:val="bullet"/>
-      <w:lvlText w:val=""/>
-      <w:lvlJc w:val="left"/>
-      <w:pPr>
-        <w:ind w:left="4320" w:hanging="360"/>
-      </w:pPr>
-      <w:rPr>
-        <w:rFonts w:ascii="Wingdings" w:hAnsi="Wingdings" w:cs="Wingdings" w:hint="default"/>
-      </w:rPr>
-    </w:lvl>
-    <w:lvl w:ilvl="6">
-      <w:numFmt w:val="bullet"/>
-      <w:lvlText w:val=""/>
-      <w:lvlJc w:val="left"/>
-      <w:pPr>
-        <w:ind w:left="5040" w:hanging="360"/>
-      </w:pPr>
-      <w:rPr>
-        <w:rFonts w:ascii="Symbol" w:hAnsi="Symbol" w:cs="Symbol" w:hint="default"/>
-      </w:rPr>
-    </w:lvl>
-    <w:lvl w:ilvl="7">
-      <w:numFmt w:val="bullet"/>
-      <w:lvlText w:val="o"/>
-      <w:lvlJc w:val="left"/>
-      <w:pPr>
-        <w:ind w:left="5760" w:hanging="360"/>
-      </w:pPr>
-      <w:rPr>
-        <w:rFonts w:ascii="Courier New" w:hAnsi="Courier New" w:cs="Courier New" w:hint="default"/>
-      </w:rPr>
-    </w:lvl>
-    <w:lvl w:ilvl="8">
-      <w:numFmt w:val="bullet"/>
-      <w:lvlText w:val=""/>
-      <w:lvlJc w:val="left"/>
-      <w:pPr>
-        <w:ind w:left="6480" w:hanging="360"/>
-      </w:pPr>
-      <w:rPr>
-        <w:rFonts w:ascii="Wingdings" w:hAnsi="Wingdings" w:cs="Wingdings" w:hint="default"/>
-      </w:rPr>
-    </w:lvl>
-  </w:abstractNum>
   <w:abstractNum w:abstractNumId="992">
     <w:nsid w:val="0000A992"/>
     <w:multiLevelType w:val="multilevel"/>
@@ -8177,7 +5271,7 @@
     <w:abstractNumId w:val="990"/>
   </w:num>
   <w:num w:numId="1001">
-    <w:abstractNumId w:val="991"/>
+    <w:abstractNumId w:val="992"/>
   </w:num>
   <w:num w:numId="1002">
     <w:abstractNumId w:val="992"/>
@@ -8189,15 +5283,6 @@
     <w:abstractNumId w:val="992"/>
   </w:num>
   <w:num w:numId="1005">
-    <w:abstractNumId w:val="992"/>
-  </w:num>
-  <w:num w:numId="1006">
-    <w:abstractNumId w:val="992"/>
-  </w:num>
-  <w:num w:numId="1007">
-    <w:abstractNumId w:val="992"/>
-  </w:num>
-  <w:num w:numId="1008">
     <w:abstractNumId w:val="99411"/>
     <w:lvlOverride w:ilvl="0">
       <w:startOverride w:val="1"/>
@@ -8227,25 +5312,7 @@
       <w:startOverride w:val="1"/>
     </w:lvlOverride>
   </w:num>
-  <w:num w:numId="1009">
-    <w:abstractNumId w:val="992"/>
-  </w:num>
-  <w:num w:numId="1010">
-    <w:abstractNumId w:val="992"/>
-  </w:num>
-  <w:num w:numId="1011">
-    <w:abstractNumId w:val="992"/>
-  </w:num>
-  <w:num w:numId="1012">
-    <w:abstractNumId w:val="992"/>
-  </w:num>
-  <w:num w:numId="1013">
-    <w:abstractNumId w:val="992"/>
-  </w:num>
-  <w:num w:numId="1014">
-    <w:abstractNumId w:val="992"/>
-  </w:num>
-  <w:num w:numId="1015">
+  <w:num w:numId="1006">
     <w:abstractNumId w:val="99411"/>
     <w:lvlOverride w:ilvl="0">
       <w:startOverride w:val="1"/>
